--- a/org.eclipse.actf.examples.michecker.doc.nl1/manual_src/miChecker_howtofix.docx
+++ b/org.eclipse.actf.examples.michecker.doc.nl1/manual_src/miChecker_howtofix.docx
@@ -1,6 +1,6 @@
 
 <file path=word/document.xml><?xml version="1.0" encoding="utf-8"?>
-<w:document xmlns:wpc="http://schemas.microsoft.com/office/word/2010/wordprocessingCanvas" xmlns:cx="http://schemas.microsoft.com/office/drawing/2014/chartex" xmlns:cx1="http://schemas.microsoft.com/office/drawing/2015/9/8/chartex" xmlns:cx2="http://schemas.microsoft.com/office/drawing/2015/10/21/chartex" xmlns:cx3="http://schemas.microsoft.com/office/drawing/2016/5/9/chartex" xmlns:cx4="http://schemas.microsoft.com/office/drawing/2016/5/10/chartex" xmlns:cx5="http://schemas.microsoft.com/office/drawing/2016/5/11/chartex" xmlns:cx6="http://schemas.microsoft.com/office/drawing/2016/5/12/chartex" xmlns:cx7="http://schemas.microsoft.com/office/drawing/2016/5/13/chartex" xmlns:cx8="http://schemas.microsoft.com/office/drawing/2016/5/14/chartex" xmlns:mc="http://schemas.openxmlformats.org/markup-compatibility/2006" xmlns:aink="http://schemas.microsoft.com/office/drawing/2016/ink" xmlns:am3d="http://schemas.microsoft.com/office/drawing/2017/model3d" xmlns:o="urn:schemas-microsoft-com:office:office" xmlns:oel="http://schemas.microsoft.com/office/2019/extlst" xmlns:r="http://schemas.openxmlformats.org/officeDocument/2006/relationships" xmlns:m="http://schemas.openxmlformats.org/officeDocument/2006/math" xmlns:v="urn:schemas-microsoft-com:vml" xmlns:wp14="http://schemas.microsoft.com/office/word/2010/wordprocessingDrawing" xmlns:wp="http://schemas.openxmlformats.org/drawingml/2006/wordprocessingDrawing" xmlns:w10="urn:schemas-microsoft-com:office:word" xmlns:w="http://schemas.openxmlformats.org/wordprocessingml/2006/main" xmlns:w14="http://schemas.microsoft.com/office/word/2010/wordml" xmlns:w15="http://schemas.microsoft.com/office/word/2012/wordml" xmlns:w16cex="http://schemas.microsoft.com/office/word/2018/wordml/cex" xmlns:w16cid="http://schemas.microsoft.com/office/word/2016/wordml/cid" xmlns:w16="http://schemas.microsoft.com/office/word/2018/wordml" xmlns:w16sdtdh="http://schemas.microsoft.com/office/word/2020/wordml/sdtdatahash" xmlns:w16se="http://schemas.microsoft.com/office/word/2015/wordml/symex" xmlns:wpg="http://schemas.microsoft.com/office/word/2010/wordprocessingGroup" xmlns:wpi="http://schemas.microsoft.com/office/word/2010/wordprocessingInk" xmlns:wne="http://schemas.microsoft.com/office/word/2006/wordml" xmlns:wps="http://schemas.microsoft.com/office/word/2010/wordprocessingShape" mc:Ignorable="w14 w15 w16se w16cid w16 w16cex w16sdtdh wp14">
+<w:document xmlns:wpc="http://schemas.microsoft.com/office/word/2010/wordprocessingCanvas" xmlns:cx="http://schemas.microsoft.com/office/drawing/2014/chartex" xmlns:cx1="http://schemas.microsoft.com/office/drawing/2015/9/8/chartex" xmlns:cx2="http://schemas.microsoft.com/office/drawing/2015/10/21/chartex" xmlns:cx3="http://schemas.microsoft.com/office/drawing/2016/5/9/chartex" xmlns:cx4="http://schemas.microsoft.com/office/drawing/2016/5/10/chartex" xmlns:cx5="http://schemas.microsoft.com/office/drawing/2016/5/11/chartex" xmlns:cx6="http://schemas.microsoft.com/office/drawing/2016/5/12/chartex" xmlns:cx7="http://schemas.microsoft.com/office/drawing/2016/5/13/chartex" xmlns:cx8="http://schemas.microsoft.com/office/drawing/2016/5/14/chartex" xmlns:mc="http://schemas.openxmlformats.org/markup-compatibility/2006" xmlns:aink="http://schemas.microsoft.com/office/drawing/2016/ink" xmlns:am3d="http://schemas.microsoft.com/office/drawing/2017/model3d" xmlns:o="urn:schemas-microsoft-com:office:office" xmlns:oel="http://schemas.microsoft.com/office/2019/extlst" xmlns:r="http://schemas.openxmlformats.org/officeDocument/2006/relationships" xmlns:m="http://schemas.openxmlformats.org/officeDocument/2006/math" xmlns:v="urn:schemas-microsoft-com:vml" xmlns:wp14="http://schemas.microsoft.com/office/word/2010/wordprocessingDrawing" xmlns:wp="http://schemas.openxmlformats.org/drawingml/2006/wordprocessingDrawing" xmlns:w10="urn:schemas-microsoft-com:office:word" xmlns:w="http://schemas.openxmlformats.org/wordprocessingml/2006/main" xmlns:w14="http://schemas.microsoft.com/office/word/2010/wordml" xmlns:w15="http://schemas.microsoft.com/office/word/2012/wordml" xmlns:w16cex="http://schemas.microsoft.com/office/word/2018/wordml/cex" xmlns:w16cid="http://schemas.microsoft.com/office/word/2016/wordml/cid" xmlns:w16="http://schemas.microsoft.com/office/word/2018/wordml" xmlns:w16du="http://schemas.microsoft.com/office/word/2023/wordml/word16du" xmlns:w16sdtdh="http://schemas.microsoft.com/office/word/2020/wordml/sdtdatahash" xmlns:w16sdtfl="http://schemas.microsoft.com/office/word/2024/wordml/sdtformatlock" xmlns:w16se="http://schemas.microsoft.com/office/word/2015/wordml/symex" xmlns:wpg="http://schemas.microsoft.com/office/word/2010/wordprocessingGroup" xmlns:wpi="http://schemas.microsoft.com/office/word/2010/wordprocessingInk" xmlns:wne="http://schemas.microsoft.com/office/word/2006/wordml" xmlns:wps="http://schemas.microsoft.com/office/word/2010/wordprocessingShape" mc:Ignorable="w14 w15 w16se w16cid w16 w16cex w16sdtdh w16sdtfl w16du wp14">
   <w:body>
     <w:p>
       <w:pPr>
@@ -180,7 +180,28 @@
           <w:rFonts w:ascii="ＭＳ Ｐ明朝" w:eastAsia="ＭＳ Ｐ明朝" w:hAnsi="ＭＳ Ｐ明朝" w:cs="Arial" w:hint="eastAsia"/>
           <w:lang w:val="it-IT"/>
         </w:rPr>
-        <w:t>２０２４年４</w:t>
+        <w:t>２０</w:t>
+      </w:r>
+      <w:r>
+        <w:rPr>
+          <w:rFonts w:ascii="ＭＳ Ｐ明朝" w:eastAsia="ＭＳ Ｐ明朝" w:hAnsi="ＭＳ Ｐ明朝" w:cs="Arial" w:hint="eastAsia"/>
+          <w:lang w:val="it-IT"/>
+        </w:rPr>
+        <w:t>２６</w:t>
+      </w:r>
+      <w:r>
+        <w:rPr>
+          <w:rFonts w:ascii="ＭＳ Ｐ明朝" w:eastAsia="ＭＳ Ｐ明朝" w:hAnsi="ＭＳ Ｐ明朝" w:cs="Arial" w:hint="eastAsia"/>
+          <w:lang w:val="it-IT"/>
+        </w:rPr>
+        <w:t>年</w:t>
+      </w:r>
+      <w:r>
+        <w:rPr>
+          <w:rFonts w:ascii="ＭＳ Ｐ明朝" w:eastAsia="ＭＳ Ｐ明朝" w:hAnsi="ＭＳ Ｐ明朝" w:cs="Arial" w:hint="eastAsia"/>
+          <w:lang w:val="it-IT"/>
+        </w:rPr>
+        <w:t>６</w:t>
       </w:r>
       <w:r>
         <w:rPr>
@@ -2426,33 +2447,19 @@
         </w:rPr>
         <w:t>」（</w:t>
       </w:r>
-      <w:r>
-        <w:fldChar w:fldCharType="begin"/>
-      </w:r>
-      <w:r>
-        <w:instrText>HYPERLINK "https://www.w3.org/TR/WCAG20-TECHS/"</w:instrText>
-      </w:r>
-      <w:r>
-        <w:fldChar w:fldCharType="separate"/>
-      </w:r>
-      <w:r>
-        <w:rPr>
-          <w:rStyle w:val="a4"/>
+      <w:hyperlink r:id="rId8" w:history="1">
+        <w:r>
+          <w:rPr>
+            <w:rStyle w:val="a4"/>
+            <w:rFonts w:ascii="ＭＳ Ｐ明朝" w:eastAsia="ＭＳ Ｐ明朝" w:hAnsi="ＭＳ Ｐ明朝"/>
+          </w:rPr>
+          <w:t>https://www.w3.org/TR/WCAG20-TECHS/</w:t>
+        </w:r>
+      </w:hyperlink>
+      <w:r>
+        <w:rPr>
           <w:rFonts w:ascii="ＭＳ Ｐ明朝" w:eastAsia="ＭＳ Ｐ明朝" w:hAnsi="ＭＳ Ｐ明朝"/>
         </w:rPr>
-        <w:t>https://www.w3.org/TR/WCAG20-TECHS/</w:t>
-      </w:r>
-      <w:r>
-        <w:rPr>
-          <w:rStyle w:val="a4"/>
-          <w:rFonts w:ascii="ＭＳ Ｐ明朝" w:eastAsia="ＭＳ Ｐ明朝" w:hAnsi="ＭＳ Ｐ明朝"/>
-        </w:rPr>
-        <w:fldChar w:fldCharType="end"/>
-      </w:r>
-      <w:r>
-        <w:rPr>
-          <w:rFonts w:ascii="ＭＳ Ｐ明朝" w:eastAsia="ＭＳ Ｐ明朝" w:hAnsi="ＭＳ Ｐ明朝"/>
-        </w:rPr>
         <w:t>）</w:t>
       </w:r>
       <w:r>
@@ -2497,7 +2504,7 @@
         </w:rPr>
         <w:t xml:space="preserve">」 </w:t>
       </w:r>
-      <w:hyperlink r:id="rId8" w:history="1">
+      <w:hyperlink r:id="rId9" w:history="1">
         <w:r>
           <w:rPr>
             <w:rStyle w:val="a4"/>
@@ -2860,7 +2867,7 @@
           <w:rFonts w:ascii="ＭＳ Ｐ明朝" w:eastAsia="ＭＳ Ｐ明朝" w:hAnsi="ＭＳ Ｐ明朝" w:cs="Arial"/>
         </w:rPr>
       </w:pPr>
-      <w:hyperlink r:id="rId9" w:history="1">
+      <w:hyperlink r:id="rId10" w:history="1">
         <w:r>
           <w:rPr>
             <w:rStyle w:val="a4"/>
@@ -2937,7 +2944,7 @@
         </w:rPr>
         <w:t xml:space="preserve">：　</w:t>
       </w:r>
-      <w:hyperlink r:id="rId10" w:history="1">
+      <w:hyperlink r:id="rId11" w:history="1">
         <w:r>
           <w:rPr>
             <w:rStyle w:val="a4"/>
@@ -3603,7 +3610,7 @@
           <w:rFonts w:ascii="ＭＳ Ｐ明朝" w:eastAsia="ＭＳ Ｐ明朝" w:hAnsi="ＭＳ Ｐ明朝" w:cs="Arial"/>
         </w:rPr>
       </w:pPr>
-      <w:hyperlink r:id="rId11" w:history="1">
+      <w:hyperlink r:id="rId12" w:history="1">
         <w:r>
           <w:rPr>
             <w:rStyle w:val="a4"/>
@@ -3666,7 +3673,7 @@
         </w:rPr>
         <w:t xml:space="preserve">：　</w:t>
       </w:r>
-      <w:hyperlink r:id="rId12" w:history="1">
+      <w:hyperlink r:id="rId13" w:history="1">
         <w:r>
           <w:rPr>
             <w:rStyle w:val="a4"/>
@@ -3947,21 +3954,7 @@
         <w:rPr>
           <w:rFonts w:hint="eastAsia"/>
         </w:rPr>
-        <w:t xml:space="preserve">&lt;a </w:t>
-      </w:r>
-      <w:proofErr w:type="spellStart"/>
-      <w:r>
-        <w:rPr>
-          <w:rFonts w:hint="eastAsia"/>
-        </w:rPr>
-        <w:t>href</w:t>
-      </w:r>
-      <w:proofErr w:type="spellEnd"/>
-      <w:r>
-        <w:rPr>
-          <w:rFonts w:hint="eastAsia"/>
-        </w:rPr>
-        <w:t>="#main"&gt;</w:t>
+        <w:t>&lt;a href="#main"&gt;</w:t>
       </w:r>
       <w:r>
         <w:rPr>
@@ -4109,21 +4102,7 @@
         <w:rPr>
           <w:rFonts w:hint="eastAsia"/>
         </w:rPr>
-        <w:t xml:space="preserve">&lt;a </w:t>
-      </w:r>
-      <w:proofErr w:type="spellStart"/>
-      <w:r>
-        <w:rPr>
-          <w:rFonts w:hint="eastAsia"/>
-        </w:rPr>
-        <w:t>href</w:t>
-      </w:r>
-      <w:proofErr w:type="spellEnd"/>
-      <w:r>
-        <w:rPr>
-          <w:rFonts w:hint="eastAsia"/>
-        </w:rPr>
-        <w:t>="#main"&gt;</w:t>
+        <w:t>&lt;a href="#main"&gt;</w:t>
       </w:r>
       <w:r>
         <w:rPr>
@@ -4331,7 +4310,7 @@
           <w:rFonts w:ascii="ＭＳ Ｐ明朝" w:eastAsia="ＭＳ Ｐ明朝" w:hAnsi="ＭＳ Ｐ明朝" w:cs="Arial"/>
         </w:rPr>
       </w:pPr>
-      <w:hyperlink r:id="rId13" w:history="1">
+      <w:hyperlink r:id="rId14" w:history="1">
         <w:r>
           <w:rPr>
             <w:rStyle w:val="a4"/>
@@ -4397,7 +4376,7 @@
           <w:rFonts w:ascii="ＭＳ Ｐ明朝" w:eastAsia="ＭＳ Ｐ明朝" w:hAnsi="ＭＳ Ｐ明朝" w:cs="Arial"/>
         </w:rPr>
       </w:pPr>
-      <w:hyperlink r:id="rId14" w:history="1">
+      <w:hyperlink r:id="rId15" w:history="1">
         <w:r>
           <w:rPr>
             <w:rStyle w:val="a4"/>
@@ -4424,7 +4403,7 @@
         </w:rPr>
         <w:br/>
       </w:r>
-      <w:hyperlink r:id="rId15" w:history="1">
+      <w:hyperlink r:id="rId16" w:history="1">
         <w:r>
           <w:rPr>
             <w:rStyle w:val="a4"/>
@@ -4453,7 +4432,7 @@
         </w:rPr>
         <w:br/>
       </w:r>
-      <w:hyperlink r:id="rId16" w:history="1">
+      <w:hyperlink r:id="rId17" w:history="1">
         <w:r>
           <w:rPr>
             <w:rStyle w:val="a4"/>
@@ -4669,27 +4648,13 @@
         <w:rPr>
           <w:rFonts w:ascii="ＭＳ Ｐゴシック" w:eastAsia="ＭＳ Ｐゴシック" w:hAnsi="ＭＳ Ｐゴシック" w:hint="eastAsia"/>
         </w:rPr>
-        <w:t xml:space="preserve">画像に alt 属性がありません。代替テキストを提供してください。(もし支援技術がこの 画像を無視するべき場合は、 alt="" と設定してください) ： </w:t>
-      </w:r>
-      <w:proofErr w:type="spellStart"/>
+        <w:t>画像に alt 属性がありません。代替テキストを提供してください。(もし支援技術がこの 画像を無視するべき場合は、 alt="" と設定してください) ： src="※"</w:t>
+      </w:r>
+      <w:bookmarkEnd w:id="8"/>
       <w:r>
         <w:rPr>
           <w:rFonts w:ascii="ＭＳ Ｐゴシック" w:eastAsia="ＭＳ Ｐゴシック" w:hAnsi="ＭＳ Ｐゴシック" w:hint="eastAsia"/>
         </w:rPr>
-        <w:t>src</w:t>
-      </w:r>
-      <w:proofErr w:type="spellEnd"/>
-      <w:r>
-        <w:rPr>
-          <w:rFonts w:ascii="ＭＳ Ｐゴシック" w:eastAsia="ＭＳ Ｐゴシック" w:hAnsi="ＭＳ Ｐゴシック" w:hint="eastAsia"/>
-        </w:rPr>
-        <w:t>="※"</w:t>
-      </w:r>
-      <w:bookmarkEnd w:id="8"/>
-      <w:r>
-        <w:rPr>
-          <w:rFonts w:ascii="ＭＳ Ｐゴシック" w:eastAsia="ＭＳ Ｐゴシック" w:hAnsi="ＭＳ Ｐゴシック" w:hint="eastAsia"/>
-        </w:rPr>
         <w:t xml:space="preserve"> </w:t>
       </w:r>
     </w:p>
@@ -4790,14 +4755,12 @@
         </w:rPr>
         <w:t>属性を使用して</w:t>
       </w:r>
-      <w:proofErr w:type="spellStart"/>
       <w:r>
         <w:rPr>
           <w:rFonts w:ascii="ＭＳ Ｐ明朝" w:eastAsia="ＭＳ Ｐ明朝" w:hAnsi="ＭＳ Ｐ明朝"/>
         </w:rPr>
         <w:t>img</w:t>
       </w:r>
-      <w:proofErr w:type="spellEnd"/>
       <w:r>
         <w:rPr>
           <w:rFonts w:ascii="ＭＳ Ｐ明朝" w:eastAsia="ＭＳ Ｐ明朝" w:hAnsi="ＭＳ Ｐ明朝" w:hint="eastAsia"/>
@@ -4859,23 +4822,7 @@
         </w:pBdr>
       </w:pPr>
       <w:r>
-        <w:t>&lt;</w:t>
-      </w:r>
-      <w:proofErr w:type="spellStart"/>
-      <w:r>
-        <w:t>img</w:t>
-      </w:r>
-      <w:proofErr w:type="spellEnd"/>
-      <w:r>
-        <w:t xml:space="preserve"> </w:t>
-      </w:r>
-      <w:proofErr w:type="spellStart"/>
-      <w:r>
-        <w:t>src</w:t>
-      </w:r>
-      <w:proofErr w:type="spellEnd"/>
-      <w:r>
-        <w:t>="decoration.png"&gt;</w:t>
+        <w:t>&lt;img src="decoration.png"&gt;</w:t>
       </w:r>
     </w:p>
     <w:p>
@@ -4888,23 +4835,7 @@
         </w:pBdr>
       </w:pPr>
       <w:r>
-        <w:t>&lt;</w:t>
-      </w:r>
-      <w:proofErr w:type="spellStart"/>
-      <w:r>
-        <w:t>img</w:t>
-      </w:r>
-      <w:proofErr w:type="spellEnd"/>
-      <w:r>
-        <w:t xml:space="preserve"> </w:t>
-      </w:r>
-      <w:proofErr w:type="spellStart"/>
-      <w:r>
-        <w:t>src</w:t>
-      </w:r>
-      <w:proofErr w:type="spellEnd"/>
-      <w:r>
-        <w:t>="tokyo-night-view.png"&gt;</w:t>
+        <w:t>&lt;img src="tokyo-night-view.png"&gt;</w:t>
       </w:r>
     </w:p>
     <w:p>
@@ -4937,23 +4868,7 @@
         </w:pBdr>
       </w:pPr>
       <w:r>
-        <w:t>&lt;</w:t>
-      </w:r>
-      <w:proofErr w:type="spellStart"/>
-      <w:r>
-        <w:t>img</w:t>
-      </w:r>
-      <w:proofErr w:type="spellEnd"/>
-      <w:r>
-        <w:t xml:space="preserve"> </w:t>
-      </w:r>
-      <w:proofErr w:type="spellStart"/>
-      <w:r>
-        <w:t>src</w:t>
-      </w:r>
-      <w:proofErr w:type="spellEnd"/>
-      <w:r>
-        <w:t>="decoration.png"</w:t>
+        <w:t>&lt;img src="decoration.png"</w:t>
       </w:r>
       <w:r>
         <w:rPr>
@@ -4977,23 +4892,7 @@
         </w:pBdr>
       </w:pPr>
       <w:r>
-        <w:t>&lt;</w:t>
-      </w:r>
-      <w:proofErr w:type="spellStart"/>
-      <w:r>
-        <w:t>img</w:t>
-      </w:r>
-      <w:proofErr w:type="spellEnd"/>
-      <w:r>
-        <w:t xml:space="preserve"> </w:t>
-      </w:r>
-      <w:proofErr w:type="spellStart"/>
-      <w:r>
-        <w:t>src</w:t>
-      </w:r>
-      <w:proofErr w:type="spellEnd"/>
-      <w:r>
-        <w:t>="tokyo-night-view.png"</w:t>
+        <w:t>&lt;img src="tokyo-night-view.png"</w:t>
       </w:r>
       <w:r>
         <w:rPr>
@@ -5167,7 +5066,7 @@
           <w:rFonts w:ascii="ＭＳ Ｐ明朝" w:eastAsia="ＭＳ Ｐ明朝" w:hAnsi="ＭＳ Ｐ明朝" w:cs="Arial"/>
         </w:rPr>
       </w:pPr>
-      <w:hyperlink r:id="rId17" w:history="1">
+      <w:hyperlink r:id="rId18" w:history="1">
         <w:r>
           <w:rPr>
             <w:rStyle w:val="a4"/>
@@ -5225,7 +5124,7 @@
         </w:rPr>
         <w:t xml:space="preserve">　</w:t>
       </w:r>
-      <w:hyperlink r:id="rId18" w:history="1">
+      <w:hyperlink r:id="rId19" w:history="1">
         <w:r>
           <w:rPr>
             <w:rStyle w:val="a4"/>
@@ -5252,7 +5151,7 @@
         </w:rPr>
         <w:br/>
       </w:r>
-      <w:hyperlink r:id="rId19" w:history="1">
+      <w:hyperlink r:id="rId20" w:history="1">
         <w:r>
           <w:rPr>
             <w:rStyle w:val="a4"/>
@@ -5271,21 +5170,7 @@
         <w:rPr>
           <w:rFonts w:ascii="ＭＳ Ｐ明朝" w:eastAsia="ＭＳ Ｐ明朝" w:hAnsi="ＭＳ Ｐ明朝" w:cs="Arial" w:hint="eastAsia"/>
         </w:rPr>
-        <w:t xml:space="preserve">H37: </w:t>
-      </w:r>
-      <w:proofErr w:type="spellStart"/>
-      <w:r>
-        <w:rPr>
-          <w:rFonts w:ascii="ＭＳ Ｐ明朝" w:eastAsia="ＭＳ Ｐ明朝" w:hAnsi="ＭＳ Ｐ明朝" w:cs="Arial" w:hint="eastAsia"/>
-        </w:rPr>
-        <w:t>img</w:t>
-      </w:r>
-      <w:proofErr w:type="spellEnd"/>
-      <w:r>
-        <w:rPr>
-          <w:rFonts w:ascii="ＭＳ Ｐ明朝" w:eastAsia="ＭＳ Ｐ明朝" w:hAnsi="ＭＳ Ｐ明朝" w:cs="Arial" w:hint="eastAsia"/>
-        </w:rPr>
-        <w:t xml:space="preserve"> 要素の alt 属性を使用する</w:t>
+        <w:t>H37: img 要素の alt 属性を使用する</w:t>
       </w:r>
       <w:r>
         <w:rPr>
@@ -5293,7 +5178,7 @@
         </w:rPr>
         <w:t xml:space="preserve">　</w:t>
       </w:r>
-      <w:hyperlink r:id="rId20" w:history="1">
+      <w:hyperlink r:id="rId21" w:history="1">
         <w:r>
           <w:rPr>
             <w:rStyle w:val="a4"/>
@@ -5688,47 +5573,11 @@
         <w:rPr>
           <w:rFonts w:hint="eastAsia"/>
         </w:rPr>
-        <w:t xml:space="preserve">&lt;a </w:t>
-      </w:r>
-      <w:proofErr w:type="spellStart"/>
-      <w:r>
-        <w:rPr>
-          <w:rFonts w:hint="eastAsia"/>
-        </w:rPr>
-        <w:t>href</w:t>
-      </w:r>
-      <w:proofErr w:type="spellEnd"/>
-      <w:r>
-        <w:rPr>
-          <w:rFonts w:hint="eastAsia"/>
-        </w:rPr>
-        <w:t>="news.html"&gt;&lt;</w:t>
-      </w:r>
-      <w:proofErr w:type="spellStart"/>
-      <w:r>
-        <w:rPr>
-          <w:rFonts w:hint="eastAsia"/>
-        </w:rPr>
-        <w:t>img</w:t>
-      </w:r>
-      <w:proofErr w:type="spellEnd"/>
-      <w:r>
-        <w:rPr>
-          <w:rFonts w:hint="eastAsia"/>
-        </w:rPr>
-        <w:t xml:space="preserve"> </w:t>
-      </w:r>
-      <w:proofErr w:type="spellStart"/>
-      <w:r>
-        <w:rPr>
-          <w:rFonts w:hint="eastAsia"/>
-        </w:rPr>
-        <w:t>sr</w:t>
+        <w:t>&lt;a href="news.html"&gt;&lt;img sr</w:t>
       </w:r>
       <w:r>
         <w:t>c</w:t>
       </w:r>
-      <w:proofErr w:type="spellEnd"/>
       <w:r>
         <w:rPr>
           <w:rFonts w:hint="eastAsia"/>
@@ -5814,47 +5663,11 @@
         <w:rPr>
           <w:rFonts w:hint="eastAsia"/>
         </w:rPr>
-        <w:t xml:space="preserve">&lt;a </w:t>
-      </w:r>
-      <w:proofErr w:type="spellStart"/>
-      <w:r>
-        <w:rPr>
-          <w:rFonts w:hint="eastAsia"/>
-        </w:rPr>
-        <w:t>href</w:t>
-      </w:r>
-      <w:proofErr w:type="spellEnd"/>
-      <w:r>
-        <w:rPr>
-          <w:rFonts w:hint="eastAsia"/>
-        </w:rPr>
-        <w:t>="news.html"&gt;&lt;</w:t>
-      </w:r>
-      <w:proofErr w:type="spellStart"/>
-      <w:r>
-        <w:rPr>
-          <w:rFonts w:hint="eastAsia"/>
-        </w:rPr>
-        <w:t>img</w:t>
-      </w:r>
-      <w:proofErr w:type="spellEnd"/>
-      <w:r>
-        <w:rPr>
-          <w:rFonts w:hint="eastAsia"/>
-        </w:rPr>
-        <w:t xml:space="preserve"> </w:t>
-      </w:r>
-      <w:proofErr w:type="spellStart"/>
-      <w:r>
-        <w:rPr>
-          <w:rFonts w:hint="eastAsia"/>
-        </w:rPr>
-        <w:t>sr</w:t>
+        <w:t>&lt;a href="news.html"&gt;&lt;img sr</w:t>
       </w:r>
       <w:r>
         <w:t>c</w:t>
       </w:r>
-      <w:proofErr w:type="spellEnd"/>
       <w:r>
         <w:rPr>
           <w:rFonts w:hint="eastAsia"/>
@@ -6003,7 +5816,7 @@
           <w:rFonts w:ascii="ＭＳ Ｐ明朝" w:eastAsia="ＭＳ Ｐ明朝" w:hAnsi="ＭＳ Ｐ明朝" w:cs="Arial"/>
         </w:rPr>
       </w:pPr>
-      <w:hyperlink r:id="rId21" w:history="1">
+      <w:hyperlink r:id="rId22" w:history="1">
         <w:r>
           <w:rPr>
             <w:rStyle w:val="a4"/>
@@ -6061,7 +5874,7 @@
         </w:rPr>
         <w:br/>
       </w:r>
-      <w:hyperlink r:id="rId22" w:history="1">
+      <w:hyperlink r:id="rId23" w:history="1">
         <w:r>
           <w:rPr>
             <w:rStyle w:val="a4"/>
@@ -6082,21 +5895,7 @@
         <w:rPr>
           <w:rFonts w:ascii="ＭＳ Ｐ明朝" w:eastAsia="ＭＳ Ｐ明朝" w:hAnsi="ＭＳ Ｐ明朝" w:cs="Arial" w:hint="eastAsia"/>
         </w:rPr>
-        <w:t>H67: 支援技術が無視すべき画像に対して、</w:t>
-      </w:r>
-      <w:proofErr w:type="spellStart"/>
-      <w:r>
-        <w:rPr>
-          <w:rFonts w:ascii="ＭＳ Ｐ明朝" w:eastAsia="ＭＳ Ｐ明朝" w:hAnsi="ＭＳ Ｐ明朝" w:cs="Arial" w:hint="eastAsia"/>
-        </w:rPr>
-        <w:t>img</w:t>
-      </w:r>
-      <w:proofErr w:type="spellEnd"/>
-      <w:r>
-        <w:rPr>
-          <w:rFonts w:ascii="ＭＳ Ｐ明朝" w:eastAsia="ＭＳ Ｐ明朝" w:hAnsi="ＭＳ Ｐ明朝" w:cs="Arial" w:hint="eastAsia"/>
-        </w:rPr>
-        <w:t xml:space="preserve"> 要素の alt テキストを空にして、title 属性を付与しない</w:t>
+        <w:t>H67: 支援技術が無視すべき画像に対して、img 要素の alt テキストを空にして、title 属性を付与しない</w:t>
       </w:r>
       <w:r>
         <w:rPr>
@@ -6104,7 +5903,7 @@
         </w:rPr>
         <w:t xml:space="preserve">　</w:t>
       </w:r>
-      <w:hyperlink r:id="rId23" w:history="1">
+      <w:hyperlink r:id="rId24" w:history="1">
         <w:r>
           <w:rPr>
             <w:rStyle w:val="a4"/>
@@ -6362,16 +6161,8 @@
         <w:rPr>
           <w:rFonts w:ascii="ＭＳ Ｐ明朝" w:eastAsia="ＭＳ Ｐ明朝" w:hAnsi="ＭＳ Ｐ明朝"/>
         </w:rPr>
-        <w:t xml:space="preserve"> </w:t>
-      </w:r>
-      <w:proofErr w:type="spellStart"/>
-      <w:r>
-        <w:rPr>
-          <w:rFonts w:ascii="ＭＳ Ｐ明朝" w:eastAsia="ＭＳ Ｐ明朝" w:hAnsi="ＭＳ Ｐ明朝"/>
-        </w:rPr>
-        <w:t>textarea</w:t>
-      </w:r>
-      <w:proofErr w:type="spellEnd"/>
+        <w:t xml:space="preserve"> textarea</w:t>
+      </w:r>
       <w:r>
         <w:rPr>
           <w:rFonts w:ascii="ＭＳ Ｐ明朝" w:eastAsia="ＭＳ Ｐ明朝" w:hAnsi="ＭＳ Ｐ明朝" w:hint="eastAsia"/>
@@ -6816,7 +6607,7 @@
           <w:rFonts w:ascii="ＭＳ Ｐ明朝" w:eastAsia="ＭＳ Ｐ明朝" w:hAnsi="ＭＳ Ｐ明朝" w:cs="Arial"/>
         </w:rPr>
       </w:pPr>
-      <w:hyperlink r:id="rId24" w:history="1">
+      <w:hyperlink r:id="rId25" w:history="1">
         <w:r>
           <w:rPr>
             <w:rStyle w:val="a4"/>
@@ -6874,7 +6665,7 @@
         </w:rPr>
         <w:br/>
       </w:r>
-      <w:hyperlink r:id="rId25" w:history="1">
+      <w:hyperlink r:id="rId26" w:history="1">
         <w:r>
           <w:rPr>
             <w:rStyle w:val="a4"/>
@@ -6901,7 +6692,7 @@
         </w:rPr>
         <w:br/>
       </w:r>
-      <w:hyperlink r:id="rId26" w:history="1">
+      <w:hyperlink r:id="rId27" w:history="1">
         <w:r>
           <w:rPr>
             <w:rStyle w:val="a4"/>
@@ -6928,7 +6719,7 @@
         </w:rPr>
         <w:br/>
       </w:r>
-      <w:hyperlink r:id="rId27" w:history="1">
+      <w:hyperlink r:id="rId28" w:history="1">
         <w:r>
           <w:rPr>
             <w:rStyle w:val="a4"/>
@@ -7565,25 +7356,7 @@
           <w:sz w:val="20"/>
           <w:szCs w:val="20"/>
         </w:rPr>
-        <w:t>&lt;/label&gt;&lt;</w:t>
-      </w:r>
-      <w:proofErr w:type="spellStart"/>
-      <w:r>
-        <w:rPr>
-          <w:rFonts w:hint="eastAsia"/>
-          <w:sz w:val="20"/>
-          <w:szCs w:val="20"/>
-        </w:rPr>
-        <w:t>br</w:t>
-      </w:r>
-      <w:proofErr w:type="spellEnd"/>
-      <w:r>
-        <w:rPr>
-          <w:rFonts w:hint="eastAsia"/>
-          <w:sz w:val="20"/>
-          <w:szCs w:val="20"/>
-        </w:rPr>
-        <w:t>&gt;</w:t>
+        <w:t>&lt;/label&gt;&lt;br&gt;</w:t>
       </w:r>
     </w:p>
     <w:p>
@@ -7663,25 +7436,7 @@
           <w:sz w:val="20"/>
           <w:szCs w:val="20"/>
         </w:rPr>
-        <w:t>&lt;/label&gt;&lt;</w:t>
-      </w:r>
-      <w:proofErr w:type="spellStart"/>
-      <w:r>
-        <w:rPr>
-          <w:rFonts w:hint="eastAsia"/>
-          <w:sz w:val="20"/>
-          <w:szCs w:val="20"/>
-        </w:rPr>
-        <w:t>br</w:t>
-      </w:r>
-      <w:proofErr w:type="spellEnd"/>
-      <w:r>
-        <w:rPr>
-          <w:rFonts w:hint="eastAsia"/>
-          <w:sz w:val="20"/>
-          <w:szCs w:val="20"/>
-        </w:rPr>
-        <w:t>&gt;</w:t>
+        <w:t>&lt;/label&gt;&lt;br&gt;</w:t>
       </w:r>
     </w:p>
     <w:p>
@@ -7721,23 +7476,7 @@
           <w:sz w:val="20"/>
           <w:szCs w:val="20"/>
         </w:rPr>
-        <w:t xml:space="preserve"> id="</w:t>
-      </w:r>
-      <w:proofErr w:type="spellStart"/>
-      <w:r>
-        <w:rPr>
-          <w:sz w:val="20"/>
-          <w:szCs w:val="20"/>
-        </w:rPr>
-        <w:t>method_post</w:t>
-      </w:r>
-      <w:proofErr w:type="spellEnd"/>
-      <w:r>
-        <w:rPr>
-          <w:sz w:val="20"/>
-          <w:szCs w:val="20"/>
-        </w:rPr>
-        <w:t>" value="post"&gt;</w:t>
+        <w:t xml:space="preserve"> id="method_post" value="post"&gt;</w:t>
       </w:r>
     </w:p>
     <w:p>
@@ -7761,25 +7500,7 @@
           <w:szCs w:val="20"/>
         </w:rPr>
         <w:tab/>
-        <w:t>&lt;label for="</w:t>
-      </w:r>
-      <w:proofErr w:type="spellStart"/>
-      <w:r>
-        <w:rPr>
-          <w:rFonts w:hint="eastAsia"/>
-          <w:sz w:val="20"/>
-          <w:szCs w:val="20"/>
-        </w:rPr>
-        <w:t>method_post</w:t>
-      </w:r>
-      <w:proofErr w:type="spellEnd"/>
-      <w:r>
-        <w:rPr>
-          <w:rFonts w:hint="eastAsia"/>
-          <w:sz w:val="20"/>
-          <w:szCs w:val="20"/>
-        </w:rPr>
-        <w:t>"&gt;</w:t>
+        <w:t>&lt;label for="method_post"&gt;</w:t>
       </w:r>
       <w:r>
         <w:rPr>
@@ -7894,23 +7615,7 @@
           <w:szCs w:val="20"/>
         </w:rPr>
         <w:tab/>
-        <w:t>&lt;input type="radio" name="method" id="</w:t>
-      </w:r>
-      <w:proofErr w:type="spellStart"/>
-      <w:r>
-        <w:rPr>
-          <w:sz w:val="20"/>
-          <w:szCs w:val="20"/>
-        </w:rPr>
-        <w:t>method_shop</w:t>
-      </w:r>
-      <w:proofErr w:type="spellEnd"/>
-      <w:r>
-        <w:rPr>
-          <w:sz w:val="20"/>
-          <w:szCs w:val="20"/>
-        </w:rPr>
-        <w:t>" value="shop"&gt;</w:t>
+        <w:t>&lt;input type="radio" name="method" id="method_shop" value="shop"&gt;</w:t>
       </w:r>
     </w:p>
     <w:p>
@@ -7934,25 +7639,7 @@
           <w:szCs w:val="20"/>
         </w:rPr>
         <w:tab/>
-        <w:t>&lt;label for="</w:t>
-      </w:r>
-      <w:proofErr w:type="spellStart"/>
-      <w:r>
-        <w:rPr>
-          <w:rFonts w:hint="eastAsia"/>
-          <w:sz w:val="20"/>
-          <w:szCs w:val="20"/>
-        </w:rPr>
-        <w:t>method_shop</w:t>
-      </w:r>
-      <w:proofErr w:type="spellEnd"/>
-      <w:r>
-        <w:rPr>
-          <w:rFonts w:hint="eastAsia"/>
-          <w:sz w:val="20"/>
-          <w:szCs w:val="20"/>
-        </w:rPr>
-        <w:t>"&gt;</w:t>
+        <w:t>&lt;label for="method_shop"&gt;</w:t>
       </w:r>
       <w:r>
         <w:rPr>
@@ -7991,39 +7678,7 @@
           <w:szCs w:val="20"/>
         </w:rPr>
         <w:tab/>
-        <w:t>&lt;input type="radio" name="method" id="</w:t>
-      </w:r>
-      <w:proofErr w:type="spellStart"/>
-      <w:r>
-        <w:rPr>
-          <w:sz w:val="20"/>
-          <w:szCs w:val="20"/>
-        </w:rPr>
-        <w:t>method_inperson</w:t>
-      </w:r>
-      <w:proofErr w:type="spellEnd"/>
-      <w:r>
-        <w:rPr>
-          <w:sz w:val="20"/>
-          <w:szCs w:val="20"/>
-        </w:rPr>
-        <w:t>" value="</w:t>
-      </w:r>
-      <w:proofErr w:type="spellStart"/>
-      <w:r>
-        <w:rPr>
-          <w:sz w:val="20"/>
-          <w:szCs w:val="20"/>
-        </w:rPr>
-        <w:t>inperson</w:t>
-      </w:r>
-      <w:proofErr w:type="spellEnd"/>
-      <w:r>
-        <w:rPr>
-          <w:sz w:val="20"/>
-          <w:szCs w:val="20"/>
-        </w:rPr>
-        <w:t>"&gt;</w:t>
+        <w:t>&lt;input type="radio" name="method" id="method_inperson" value="inperson"&gt;</w:t>
       </w:r>
     </w:p>
     <w:p>
@@ -8047,25 +7702,7 @@
           <w:szCs w:val="20"/>
         </w:rPr>
         <w:tab/>
-        <w:t>&lt;label for="</w:t>
-      </w:r>
-      <w:proofErr w:type="spellStart"/>
-      <w:r>
-        <w:rPr>
-          <w:rFonts w:hint="eastAsia"/>
-          <w:sz w:val="20"/>
-          <w:szCs w:val="20"/>
-        </w:rPr>
-        <w:t>method_inperson</w:t>
-      </w:r>
-      <w:proofErr w:type="spellEnd"/>
-      <w:r>
-        <w:rPr>
-          <w:rFonts w:hint="eastAsia"/>
-          <w:sz w:val="20"/>
-          <w:szCs w:val="20"/>
-        </w:rPr>
-        <w:t>"&gt;</w:t>
+        <w:t>&lt;label for="method_inperson"&gt;</w:t>
       </w:r>
       <w:r>
         <w:rPr>
@@ -8240,25 +7877,7 @@
           <w:sz w:val="20"/>
           <w:szCs w:val="20"/>
         </w:rPr>
-        <w:t>&lt;/label&gt;&lt;</w:t>
-      </w:r>
-      <w:proofErr w:type="spellStart"/>
-      <w:r>
-        <w:rPr>
-          <w:rFonts w:hint="eastAsia"/>
-          <w:sz w:val="20"/>
-          <w:szCs w:val="20"/>
-        </w:rPr>
-        <w:t>br</w:t>
-      </w:r>
-      <w:proofErr w:type="spellEnd"/>
-      <w:r>
-        <w:rPr>
-          <w:rFonts w:hint="eastAsia"/>
-          <w:sz w:val="20"/>
-          <w:szCs w:val="20"/>
-        </w:rPr>
-        <w:t>&gt;</w:t>
+        <w:t>&lt;/label&gt;&lt;br&gt;</w:t>
       </w:r>
     </w:p>
     <w:p>
@@ -8321,25 +7940,7 @@
           <w:sz w:val="20"/>
           <w:szCs w:val="20"/>
         </w:rPr>
-        <w:t>&lt;/label&gt;&lt;</w:t>
-      </w:r>
-      <w:proofErr w:type="spellStart"/>
-      <w:r>
-        <w:rPr>
-          <w:rFonts w:hint="eastAsia"/>
-          <w:sz w:val="20"/>
-          <w:szCs w:val="20"/>
-        </w:rPr>
-        <w:t>br</w:t>
-      </w:r>
-      <w:proofErr w:type="spellEnd"/>
-      <w:r>
-        <w:rPr>
-          <w:rFonts w:hint="eastAsia"/>
-          <w:sz w:val="20"/>
-          <w:szCs w:val="20"/>
-        </w:rPr>
-        <w:t>&gt;</w:t>
+        <w:t>&lt;/label&gt;&lt;br&gt;</w:t>
       </w:r>
     </w:p>
     <w:p>
@@ -8455,23 +8056,7 @@
           <w:sz w:val="20"/>
           <w:szCs w:val="20"/>
         </w:rPr>
-        <w:t xml:space="preserve"> id="</w:t>
-      </w:r>
-      <w:proofErr w:type="spellStart"/>
-      <w:r>
-        <w:rPr>
-          <w:sz w:val="20"/>
-          <w:szCs w:val="20"/>
-        </w:rPr>
-        <w:t>method_post</w:t>
-      </w:r>
-      <w:proofErr w:type="spellEnd"/>
-      <w:r>
-        <w:rPr>
-          <w:sz w:val="20"/>
-          <w:szCs w:val="20"/>
-        </w:rPr>
-        <w:t>" value="post"&gt;</w:t>
+        <w:t xml:space="preserve"> id="method_post" value="post"&gt;</w:t>
       </w:r>
     </w:p>
     <w:p>
@@ -8495,25 +8080,7 @@
           <w:szCs w:val="20"/>
         </w:rPr>
         <w:tab/>
-        <w:t>&lt;label for="</w:t>
-      </w:r>
-      <w:proofErr w:type="spellStart"/>
-      <w:r>
-        <w:rPr>
-          <w:rFonts w:hint="eastAsia"/>
-          <w:sz w:val="20"/>
-          <w:szCs w:val="20"/>
-        </w:rPr>
-        <w:t>method_post</w:t>
-      </w:r>
-      <w:proofErr w:type="spellEnd"/>
-      <w:r>
-        <w:rPr>
-          <w:rFonts w:hint="eastAsia"/>
-          <w:sz w:val="20"/>
-          <w:szCs w:val="20"/>
-        </w:rPr>
-        <w:t>"&gt;</w:t>
+        <w:t>&lt;label for="method_post"&gt;</w:t>
       </w:r>
       <w:r>
         <w:rPr>
@@ -8569,23 +8136,7 @@
           <w:sz w:val="20"/>
           <w:szCs w:val="20"/>
         </w:rPr>
-        <w:t xml:space="preserve"> id="</w:t>
-      </w:r>
-      <w:proofErr w:type="spellStart"/>
-      <w:r>
-        <w:rPr>
-          <w:sz w:val="20"/>
-          <w:szCs w:val="20"/>
-        </w:rPr>
-        <w:t>method_shop</w:t>
-      </w:r>
-      <w:proofErr w:type="spellEnd"/>
-      <w:r>
-        <w:rPr>
-          <w:sz w:val="20"/>
-          <w:szCs w:val="20"/>
-        </w:rPr>
-        <w:t>" value="shop"&gt;</w:t>
+        <w:t xml:space="preserve"> id="method_shop" value="shop"&gt;</w:t>
       </w:r>
     </w:p>
     <w:p>
@@ -8609,25 +8160,7 @@
           <w:szCs w:val="20"/>
         </w:rPr>
         <w:tab/>
-        <w:t>&lt;label for="</w:t>
-      </w:r>
-      <w:proofErr w:type="spellStart"/>
-      <w:r>
-        <w:rPr>
-          <w:rFonts w:hint="eastAsia"/>
-          <w:sz w:val="20"/>
-          <w:szCs w:val="20"/>
-        </w:rPr>
-        <w:t>method_shop</w:t>
-      </w:r>
-      <w:proofErr w:type="spellEnd"/>
-      <w:r>
-        <w:rPr>
-          <w:rFonts w:hint="eastAsia"/>
-          <w:sz w:val="20"/>
-          <w:szCs w:val="20"/>
-        </w:rPr>
-        <w:t>"&gt;</w:t>
+        <w:t>&lt;label for="method_shop"&gt;</w:t>
       </w:r>
       <w:r>
         <w:rPr>
@@ -8683,39 +8216,7 @@
           <w:sz w:val="20"/>
           <w:szCs w:val="20"/>
         </w:rPr>
-        <w:t xml:space="preserve"> id="</w:t>
-      </w:r>
-      <w:proofErr w:type="spellStart"/>
-      <w:r>
-        <w:rPr>
-          <w:sz w:val="20"/>
-          <w:szCs w:val="20"/>
-        </w:rPr>
-        <w:t>method_inperson</w:t>
-      </w:r>
-      <w:proofErr w:type="spellEnd"/>
-      <w:r>
-        <w:rPr>
-          <w:sz w:val="20"/>
-          <w:szCs w:val="20"/>
-        </w:rPr>
-        <w:t>" value="</w:t>
-      </w:r>
-      <w:proofErr w:type="spellStart"/>
-      <w:r>
-        <w:rPr>
-          <w:sz w:val="20"/>
-          <w:szCs w:val="20"/>
-        </w:rPr>
-        <w:t>inperson</w:t>
-      </w:r>
-      <w:proofErr w:type="spellEnd"/>
-      <w:r>
-        <w:rPr>
-          <w:sz w:val="20"/>
-          <w:szCs w:val="20"/>
-        </w:rPr>
-        <w:t>"&gt;</w:t>
+        <w:t xml:space="preserve"> id="method_inperson" value="inperson"&gt;</w:t>
       </w:r>
     </w:p>
     <w:p>
@@ -8739,25 +8240,7 @@
           <w:szCs w:val="20"/>
         </w:rPr>
         <w:tab/>
-        <w:t>&lt;label for="</w:t>
-      </w:r>
-      <w:proofErr w:type="spellStart"/>
-      <w:r>
-        <w:rPr>
-          <w:rFonts w:hint="eastAsia"/>
-          <w:sz w:val="20"/>
-          <w:szCs w:val="20"/>
-        </w:rPr>
-        <w:t>method_inperson</w:t>
-      </w:r>
-      <w:proofErr w:type="spellEnd"/>
-      <w:r>
-        <w:rPr>
-          <w:rFonts w:hint="eastAsia"/>
-          <w:sz w:val="20"/>
-          <w:szCs w:val="20"/>
-        </w:rPr>
-        <w:t>"&gt;</w:t>
+        <w:t>&lt;label for="method_inperson"&gt;</w:t>
       </w:r>
       <w:r>
         <w:rPr>
@@ -8922,7 +8405,7 @@
           <w:rFonts w:ascii="ＭＳ Ｐ明朝" w:eastAsia="ＭＳ Ｐ明朝" w:hAnsi="ＭＳ Ｐ明朝" w:cs="Arial"/>
         </w:rPr>
       </w:pPr>
-      <w:hyperlink r:id="rId28" w:history="1">
+      <w:hyperlink r:id="rId29" w:history="1">
         <w:r>
           <w:rPr>
             <w:rStyle w:val="a4"/>
@@ -8993,7 +8476,7 @@
           <w:rFonts w:ascii="ＭＳ Ｐ明朝" w:eastAsia="ＭＳ Ｐ明朝" w:hAnsi="ＭＳ Ｐ明朝" w:cs="Arial"/>
         </w:rPr>
       </w:pPr>
-      <w:hyperlink r:id="rId29" w:history="1">
+      <w:hyperlink r:id="rId30" w:history="1">
         <w:r>
           <w:rPr>
             <w:rStyle w:val="a4"/>
@@ -9024,7 +8507,7 @@
           <w:rFonts w:ascii="ＭＳ Ｐ明朝" w:eastAsia="ＭＳ Ｐ明朝" w:hAnsi="ＭＳ Ｐ明朝" w:cs="Arial"/>
         </w:rPr>
       </w:pPr>
-      <w:hyperlink r:id="rId30" w:history="1">
+      <w:hyperlink r:id="rId31" w:history="1">
         <w:r>
           <w:rPr>
             <w:rStyle w:val="a4"/>
@@ -9226,21 +8709,7 @@
         <w:rPr>
           <w:rFonts w:ascii="ＭＳ Ｐ明朝" w:eastAsia="ＭＳ Ｐ明朝" w:hAnsi="ＭＳ Ｐ明朝" w:cs="Arial"/>
         </w:rPr>
-        <w:t xml:space="preserve">ole (group, </w:t>
-      </w:r>
-      <w:proofErr w:type="spellStart"/>
-      <w:r>
-        <w:rPr>
-          <w:rFonts w:ascii="ＭＳ Ｐ明朝" w:eastAsia="ＭＳ Ｐ明朝" w:hAnsi="ＭＳ Ｐ明朝" w:cs="Arial"/>
-        </w:rPr>
-        <w:t>radiogroup</w:t>
-      </w:r>
-      <w:proofErr w:type="spellEnd"/>
-      <w:r>
-        <w:rPr>
-          <w:rFonts w:ascii="ＭＳ Ｐ明朝" w:eastAsia="ＭＳ Ｐ明朝" w:hAnsi="ＭＳ Ｐ明朝" w:cs="Arial"/>
-        </w:rPr>
-        <w:t>)</w:t>
+        <w:t>ole (group, radiogroup)</w:t>
       </w:r>
       <w:r>
         <w:rPr>
@@ -9276,25 +8745,17 @@
         </w:rPr>
       </w:pPr>
       <w:bookmarkStart w:id="15" w:name="_Toc162522558"/>
-      <w:proofErr w:type="spellStart"/>
       <w:r>
         <w:rPr>
           <w:rFonts w:ascii="ＭＳ Ｐゴシック" w:eastAsia="ＭＳ Ｐゴシック" w:hAnsi="ＭＳ Ｐゴシック" w:hint="eastAsia"/>
         </w:rPr>
-        <w:t>th</w:t>
-      </w:r>
-      <w:proofErr w:type="spellEnd"/>
+        <w:t>th 要素に scope 属性がありません。scope 属性を適切に用いて、データテーブルの見出 しセルとデータセルを関連付けて下さい。</w:t>
+      </w:r>
+      <w:bookmarkEnd w:id="15"/>
       <w:r>
         <w:rPr>
           <w:rFonts w:ascii="ＭＳ Ｐゴシック" w:eastAsia="ＭＳ Ｐゴシック" w:hAnsi="ＭＳ Ｐゴシック" w:hint="eastAsia"/>
         </w:rPr>
-        <w:t xml:space="preserve"> 要素に scope 属性がありません。scope 属性を適切に用いて、データテーブルの見出 しセルとデータセルを関連付けて下さい。</w:t>
-      </w:r>
-      <w:bookmarkEnd w:id="15"/>
-      <w:r>
-        <w:rPr>
-          <w:rFonts w:ascii="ＭＳ Ｐゴシック" w:eastAsia="ＭＳ Ｐゴシック" w:hAnsi="ＭＳ Ｐゴシック" w:hint="eastAsia"/>
-        </w:rPr>
         <w:t xml:space="preserve"> </w:t>
       </w:r>
     </w:p>
@@ -9339,21 +8800,7 @@
         <w:rPr>
           <w:rFonts w:ascii="ＭＳ Ｐ明朝" w:eastAsia="ＭＳ Ｐ明朝" w:hAnsi="ＭＳ Ｐ明朝" w:hint="eastAsia"/>
         </w:rPr>
-        <w:t>複雑なテーブル(先頭行もしくは先頭列が全て</w:t>
-      </w:r>
-      <w:proofErr w:type="spellStart"/>
-      <w:r>
-        <w:rPr>
-          <w:rFonts w:ascii="ＭＳ Ｐ明朝" w:eastAsia="ＭＳ Ｐ明朝" w:hAnsi="ＭＳ Ｐ明朝" w:hint="eastAsia"/>
-        </w:rPr>
-        <w:t>th</w:t>
-      </w:r>
-      <w:proofErr w:type="spellEnd"/>
-      <w:r>
-        <w:rPr>
-          <w:rFonts w:ascii="ＭＳ Ｐ明朝" w:eastAsia="ＭＳ Ｐ明朝" w:hAnsi="ＭＳ Ｐ明朝" w:hint="eastAsia"/>
-        </w:rPr>
-        <w:t>要素となっている様な単純なテーブルでない場合)に</w:t>
+        <w:t>複雑なテーブル(先頭行もしくは先頭列が全てth要素となっている様な単純なテーブルでない場合)に</w:t>
       </w:r>
       <w:r>
         <w:rPr>
@@ -9361,19 +8808,11 @@
         </w:rPr>
         <w:t>おいて、</w:t>
       </w:r>
-      <w:proofErr w:type="spellStart"/>
-      <w:r>
-        <w:rPr>
-          <w:rFonts w:ascii="ＭＳ Ｐ明朝" w:eastAsia="ＭＳ Ｐ明朝" w:hAnsi="ＭＳ Ｐ明朝" w:hint="eastAsia"/>
-        </w:rPr>
-        <w:t>th</w:t>
-      </w:r>
-      <w:proofErr w:type="spellEnd"/>
-      <w:r>
-        <w:rPr>
-          <w:rFonts w:ascii="ＭＳ Ｐ明朝" w:eastAsia="ＭＳ Ｐ明朝" w:hAnsi="ＭＳ Ｐ明朝" w:hint="eastAsia"/>
-        </w:rPr>
-        <w:t>要素</w:t>
+      <w:r>
+        <w:rPr>
+          <w:rFonts w:ascii="ＭＳ Ｐ明朝" w:eastAsia="ＭＳ Ｐ明朝" w:hAnsi="ＭＳ Ｐ明朝" w:hint="eastAsia"/>
+        </w:rPr>
+        <w:t>th要素</w:t>
       </w:r>
       <w:r>
         <w:rPr>
@@ -9435,19 +8874,11 @@
         </w:rPr>
         <w:t>を用いて指摘事項の確認を行い、その指示に従ってください。具体的には、テーブルの構造に応じて、</w:t>
       </w:r>
-      <w:proofErr w:type="spellStart"/>
-      <w:r>
-        <w:rPr>
-          <w:rFonts w:ascii="ＭＳ Ｐ明朝" w:eastAsia="ＭＳ Ｐ明朝" w:hAnsi="ＭＳ Ｐ明朝" w:hint="eastAsia"/>
-        </w:rPr>
-        <w:t>th</w:t>
-      </w:r>
-      <w:proofErr w:type="spellEnd"/>
-      <w:r>
-        <w:rPr>
-          <w:rFonts w:ascii="ＭＳ Ｐ明朝" w:eastAsia="ＭＳ Ｐ明朝" w:hAnsi="ＭＳ Ｐ明朝" w:hint="eastAsia"/>
-        </w:rPr>
-        <w:t>要素</w:t>
+      <w:r>
+        <w:rPr>
+          <w:rFonts w:ascii="ＭＳ Ｐ明朝" w:eastAsia="ＭＳ Ｐ明朝" w:hAnsi="ＭＳ Ｐ明朝" w:hint="eastAsia"/>
+        </w:rPr>
+        <w:t>th要素</w:t>
       </w:r>
       <w:r>
         <w:rPr>
@@ -9536,7 +8967,7 @@
                     <pic:cNvPicPr/>
                   </pic:nvPicPr>
                   <pic:blipFill>
-                    <a:blip r:embed="rId31"/>
+                    <a:blip r:embed="rId32"/>
                     <a:stretch>
                       <a:fillRect/>
                     </a:stretch>
@@ -9628,28 +9059,24 @@
         </w:rPr>
         <w:t>先頭行、先頭列が共に</w:t>
       </w:r>
-      <w:proofErr w:type="spellStart"/>
       <w:r>
         <w:rPr>
           <w:rFonts w:hint="eastAsia"/>
         </w:rPr>
         <w:t>th</w:t>
       </w:r>
-      <w:proofErr w:type="spellEnd"/>
       <w:r>
         <w:rPr>
           <w:rFonts w:hint="eastAsia"/>
         </w:rPr>
         <w:t>要素のテーブルの例（左上の</w:t>
       </w:r>
-      <w:proofErr w:type="spellStart"/>
       <w:r>
         <w:rPr>
           <w:rFonts w:hint="eastAsia"/>
         </w:rPr>
         <w:t>th</w:t>
       </w:r>
-      <w:proofErr w:type="spellEnd"/>
       <w:r>
         <w:rPr>
           <w:rFonts w:hint="eastAsia"/>
@@ -9660,7 +9087,7 @@
     <w:p>
       <w:pPr>
         <w:sectPr>
-          <w:footerReference w:type="default" r:id="rId32"/>
+          <w:footerReference w:type="default" r:id="rId33"/>
           <w:pgSz w:w="11906" w:h="16838" w:code="9"/>
           <w:pgMar w:top="998" w:right="998" w:bottom="998" w:left="998" w:header="851" w:footer="992" w:gutter="0"/>
           <w:cols w:space="425"/>
@@ -9795,25 +9222,7 @@
           <w:sz w:val="20"/>
           <w:szCs w:val="20"/>
         </w:rPr>
-        <w:t>&lt;</w:t>
-      </w:r>
-      <w:proofErr w:type="spellStart"/>
-      <w:r>
-        <w:rPr>
-          <w:rFonts w:hint="eastAsia"/>
-          <w:sz w:val="20"/>
-          <w:szCs w:val="20"/>
-        </w:rPr>
-        <w:t>th</w:t>
-      </w:r>
-      <w:proofErr w:type="spellEnd"/>
-      <w:r>
-        <w:rPr>
-          <w:rFonts w:hint="eastAsia"/>
-          <w:sz w:val="20"/>
-          <w:szCs w:val="20"/>
-        </w:rPr>
-        <w:t>&gt;</w:t>
+        <w:t>&lt;th&gt;</w:t>
       </w:r>
       <w:r>
         <w:rPr>
@@ -9829,25 +9238,7 @@
           <w:sz w:val="20"/>
           <w:szCs w:val="20"/>
         </w:rPr>
-        <w:t>&lt;/</w:t>
-      </w:r>
-      <w:proofErr w:type="spellStart"/>
-      <w:r>
-        <w:rPr>
-          <w:rFonts w:hint="eastAsia"/>
-          <w:sz w:val="20"/>
-          <w:szCs w:val="20"/>
-        </w:rPr>
-        <w:t>th</w:t>
-      </w:r>
-      <w:proofErr w:type="spellEnd"/>
-      <w:r>
-        <w:rPr>
-          <w:rFonts w:hint="eastAsia"/>
-          <w:sz w:val="20"/>
-          <w:szCs w:val="20"/>
-        </w:rPr>
-        <w:t>&gt;</w:t>
+        <w:t>&lt;/th&gt;</w:t>
       </w:r>
     </w:p>
     <w:p>
@@ -9878,25 +9269,7 @@
           <w:sz w:val="20"/>
           <w:szCs w:val="20"/>
         </w:rPr>
-        <w:t>&lt;</w:t>
-      </w:r>
-      <w:proofErr w:type="spellStart"/>
-      <w:r>
-        <w:rPr>
-          <w:rFonts w:hint="eastAsia"/>
-          <w:sz w:val="20"/>
-          <w:szCs w:val="20"/>
-        </w:rPr>
-        <w:t>th</w:t>
-      </w:r>
-      <w:proofErr w:type="spellEnd"/>
-      <w:r>
-        <w:rPr>
-          <w:rFonts w:hint="eastAsia"/>
-          <w:sz w:val="20"/>
-          <w:szCs w:val="20"/>
-        </w:rPr>
-        <w:t>&gt;</w:t>
+        <w:t>&lt;th&gt;</w:t>
       </w:r>
       <w:r>
         <w:rPr>
@@ -9928,25 +9301,7 @@
           <w:sz w:val="20"/>
           <w:szCs w:val="20"/>
         </w:rPr>
-        <w:t>&lt;/</w:t>
-      </w:r>
-      <w:proofErr w:type="spellStart"/>
-      <w:r>
-        <w:rPr>
-          <w:rFonts w:hint="eastAsia"/>
-          <w:sz w:val="20"/>
-          <w:szCs w:val="20"/>
-        </w:rPr>
-        <w:t>th</w:t>
-      </w:r>
-      <w:proofErr w:type="spellEnd"/>
-      <w:r>
-        <w:rPr>
-          <w:rFonts w:hint="eastAsia"/>
-          <w:sz w:val="20"/>
-          <w:szCs w:val="20"/>
-        </w:rPr>
-        <w:t>&gt;</w:t>
+        <w:t>&lt;/th&gt;</w:t>
       </w:r>
     </w:p>
     <w:p>
@@ -9977,25 +9332,7 @@
           <w:sz w:val="20"/>
           <w:szCs w:val="20"/>
         </w:rPr>
-        <w:t>&lt;</w:t>
-      </w:r>
-      <w:proofErr w:type="spellStart"/>
-      <w:r>
-        <w:rPr>
-          <w:rFonts w:hint="eastAsia"/>
-          <w:sz w:val="20"/>
-          <w:szCs w:val="20"/>
-        </w:rPr>
-        <w:t>th</w:t>
-      </w:r>
-      <w:proofErr w:type="spellEnd"/>
-      <w:r>
-        <w:rPr>
-          <w:rFonts w:hint="eastAsia"/>
-          <w:sz w:val="20"/>
-          <w:szCs w:val="20"/>
-        </w:rPr>
-        <w:t>&gt;</w:t>
+        <w:t>&lt;th&gt;</w:t>
       </w:r>
       <w:r>
         <w:rPr>
@@ -10027,25 +9364,7 @@
           <w:sz w:val="20"/>
           <w:szCs w:val="20"/>
         </w:rPr>
-        <w:t>&lt;/</w:t>
-      </w:r>
-      <w:proofErr w:type="spellStart"/>
-      <w:r>
-        <w:rPr>
-          <w:rFonts w:hint="eastAsia"/>
-          <w:sz w:val="20"/>
-          <w:szCs w:val="20"/>
-        </w:rPr>
-        <w:t>th</w:t>
-      </w:r>
-      <w:proofErr w:type="spellEnd"/>
-      <w:r>
-        <w:rPr>
-          <w:rFonts w:hint="eastAsia"/>
-          <w:sz w:val="20"/>
-          <w:szCs w:val="20"/>
-        </w:rPr>
-        <w:t>&gt;</w:t>
+        <w:t>&lt;/th&gt;</w:t>
       </w:r>
     </w:p>
     <w:p>
@@ -10076,25 +9395,7 @@
           <w:sz w:val="20"/>
           <w:szCs w:val="20"/>
         </w:rPr>
-        <w:t>&lt;</w:t>
-      </w:r>
-      <w:proofErr w:type="spellStart"/>
-      <w:r>
-        <w:rPr>
-          <w:rFonts w:hint="eastAsia"/>
-          <w:sz w:val="20"/>
-          <w:szCs w:val="20"/>
-        </w:rPr>
-        <w:t>th</w:t>
-      </w:r>
-      <w:proofErr w:type="spellEnd"/>
-      <w:r>
-        <w:rPr>
-          <w:rFonts w:hint="eastAsia"/>
-          <w:sz w:val="20"/>
-          <w:szCs w:val="20"/>
-        </w:rPr>
-        <w:t>&gt;</w:t>
+        <w:t>&lt;th&gt;</w:t>
       </w:r>
       <w:r>
         <w:rPr>
@@ -10110,25 +9411,7 @@
           <w:sz w:val="20"/>
           <w:szCs w:val="20"/>
         </w:rPr>
-        <w:t>&lt;/</w:t>
-      </w:r>
-      <w:proofErr w:type="spellStart"/>
-      <w:r>
-        <w:rPr>
-          <w:rFonts w:hint="eastAsia"/>
-          <w:sz w:val="20"/>
-          <w:szCs w:val="20"/>
-        </w:rPr>
-        <w:t>th</w:t>
-      </w:r>
-      <w:proofErr w:type="spellEnd"/>
-      <w:r>
-        <w:rPr>
-          <w:rFonts w:hint="eastAsia"/>
-          <w:sz w:val="20"/>
-          <w:szCs w:val="20"/>
-        </w:rPr>
-        <w:t>&gt;</w:t>
+        <w:t>&lt;/th&gt;</w:t>
       </w:r>
     </w:p>
     <w:p>
@@ -10215,15 +9498,7 @@
           <w:sz w:val="20"/>
           <w:szCs w:val="20"/>
         </w:rPr>
-        <w:t>&lt;</w:t>
-      </w:r>
-      <w:proofErr w:type="spellStart"/>
-      <w:r>
-        <w:rPr>
-          <w:sz w:val="20"/>
-          <w:szCs w:val="20"/>
-        </w:rPr>
-        <w:t>t</w:t>
+        <w:t>&lt;t</w:t>
       </w:r>
       <w:r>
         <w:rPr>
@@ -10232,7 +9507,6 @@
         </w:rPr>
         <w:t>h</w:t>
       </w:r>
-      <w:proofErr w:type="spellEnd"/>
       <w:r>
         <w:rPr>
           <w:sz w:val="20"/>
@@ -10253,15 +9527,7 @@
           <w:sz w:val="20"/>
           <w:szCs w:val="20"/>
         </w:rPr>
-        <w:t>&lt;/</w:t>
-      </w:r>
-      <w:proofErr w:type="spellStart"/>
-      <w:r>
-        <w:rPr>
-          <w:sz w:val="20"/>
-          <w:szCs w:val="20"/>
-        </w:rPr>
-        <w:t>t</w:t>
+        <w:t>&lt;/t</w:t>
       </w:r>
       <w:r>
         <w:rPr>
@@ -10270,7 +9536,6 @@
         </w:rPr>
         <w:t>h</w:t>
       </w:r>
-      <w:proofErr w:type="spellEnd"/>
       <w:r>
         <w:rPr>
           <w:sz w:val="20"/>
@@ -10544,15 +9809,7 @@
           <w:sz w:val="20"/>
           <w:szCs w:val="20"/>
         </w:rPr>
-        <w:t>&lt;</w:t>
-      </w:r>
-      <w:proofErr w:type="spellStart"/>
-      <w:r>
-        <w:rPr>
-          <w:sz w:val="20"/>
-          <w:szCs w:val="20"/>
-        </w:rPr>
-        <w:t>t</w:t>
+        <w:t>&lt;t</w:t>
       </w:r>
       <w:r>
         <w:rPr>
@@ -10561,7 +9818,6 @@
         </w:rPr>
         <w:t>h</w:t>
       </w:r>
-      <w:proofErr w:type="spellEnd"/>
       <w:r>
         <w:rPr>
           <w:sz w:val="20"/>
@@ -10582,15 +9838,7 @@
           <w:sz w:val="20"/>
           <w:szCs w:val="20"/>
         </w:rPr>
-        <w:t>&lt;/</w:t>
-      </w:r>
-      <w:proofErr w:type="spellStart"/>
-      <w:r>
-        <w:rPr>
-          <w:sz w:val="20"/>
-          <w:szCs w:val="20"/>
-        </w:rPr>
-        <w:t>t</w:t>
+        <w:t>&lt;/t</w:t>
       </w:r>
       <w:r>
         <w:rPr>
@@ -10599,7 +9847,6 @@
         </w:rPr>
         <w:t>h</w:t>
       </w:r>
-      <w:proofErr w:type="spellEnd"/>
       <w:r>
         <w:rPr>
           <w:sz w:val="20"/>
@@ -10973,25 +10220,7 @@
           <w:sz w:val="20"/>
           <w:szCs w:val="20"/>
         </w:rPr>
-        <w:t>&lt;</w:t>
-      </w:r>
-      <w:proofErr w:type="spellStart"/>
-      <w:r>
-        <w:rPr>
-          <w:rFonts w:hint="eastAsia"/>
-          <w:sz w:val="20"/>
-          <w:szCs w:val="20"/>
-        </w:rPr>
-        <w:t>th</w:t>
-      </w:r>
-      <w:proofErr w:type="spellEnd"/>
-      <w:r>
-        <w:rPr>
-          <w:rFonts w:hint="eastAsia"/>
-          <w:sz w:val="20"/>
-          <w:szCs w:val="20"/>
-        </w:rPr>
-        <w:t xml:space="preserve"> </w:t>
+        <w:t xml:space="preserve">&lt;th </w:t>
       </w:r>
       <w:r>
         <w:rPr>
@@ -11064,25 +10293,7 @@
           <w:sz w:val="20"/>
           <w:szCs w:val="20"/>
         </w:rPr>
-        <w:t>&lt;/</w:t>
-      </w:r>
-      <w:proofErr w:type="spellStart"/>
-      <w:r>
-        <w:rPr>
-          <w:rFonts w:hint="eastAsia"/>
-          <w:sz w:val="20"/>
-          <w:szCs w:val="20"/>
-        </w:rPr>
-        <w:t>th</w:t>
-      </w:r>
-      <w:proofErr w:type="spellEnd"/>
-      <w:r>
-        <w:rPr>
-          <w:rFonts w:hint="eastAsia"/>
-          <w:sz w:val="20"/>
-          <w:szCs w:val="20"/>
-        </w:rPr>
-        <w:t>&gt;</w:t>
+        <w:t>&lt;/th&gt;</w:t>
       </w:r>
     </w:p>
     <w:p>
@@ -11113,25 +10324,7 @@
           <w:sz w:val="20"/>
           <w:szCs w:val="20"/>
         </w:rPr>
-        <w:t>&lt;</w:t>
-      </w:r>
-      <w:proofErr w:type="spellStart"/>
-      <w:r>
-        <w:rPr>
-          <w:rFonts w:hint="eastAsia"/>
-          <w:sz w:val="20"/>
-          <w:szCs w:val="20"/>
-        </w:rPr>
-        <w:t>th</w:t>
-      </w:r>
-      <w:proofErr w:type="spellEnd"/>
-      <w:r>
-        <w:rPr>
-          <w:rFonts w:hint="eastAsia"/>
-          <w:sz w:val="20"/>
-          <w:szCs w:val="20"/>
-        </w:rPr>
-        <w:t xml:space="preserve"> </w:t>
+        <w:t xml:space="preserve">&lt;th </w:t>
       </w:r>
       <w:r>
         <w:rPr>
@@ -11182,25 +10375,7 @@
           <w:sz w:val="20"/>
           <w:szCs w:val="20"/>
         </w:rPr>
-        <w:t>&lt;/</w:t>
-      </w:r>
-      <w:proofErr w:type="spellStart"/>
-      <w:r>
-        <w:rPr>
-          <w:rFonts w:hint="eastAsia"/>
-          <w:sz w:val="20"/>
-          <w:szCs w:val="20"/>
-        </w:rPr>
-        <w:t>th</w:t>
-      </w:r>
-      <w:proofErr w:type="spellEnd"/>
-      <w:r>
-        <w:rPr>
-          <w:rFonts w:hint="eastAsia"/>
-          <w:sz w:val="20"/>
-          <w:szCs w:val="20"/>
-        </w:rPr>
-        <w:t>&gt;</w:t>
+        <w:t>&lt;/th&gt;</w:t>
       </w:r>
     </w:p>
     <w:p>
@@ -11231,25 +10406,7 @@
           <w:sz w:val="20"/>
           <w:szCs w:val="20"/>
         </w:rPr>
-        <w:t>&lt;</w:t>
-      </w:r>
-      <w:proofErr w:type="spellStart"/>
-      <w:r>
-        <w:rPr>
-          <w:rFonts w:hint="eastAsia"/>
-          <w:sz w:val="20"/>
-          <w:szCs w:val="20"/>
-        </w:rPr>
-        <w:t>th</w:t>
-      </w:r>
-      <w:proofErr w:type="spellEnd"/>
-      <w:r>
-        <w:rPr>
-          <w:rFonts w:hint="eastAsia"/>
-          <w:sz w:val="20"/>
-          <w:szCs w:val="20"/>
-        </w:rPr>
-        <w:t xml:space="preserve"> </w:t>
+        <w:t xml:space="preserve">&lt;th </w:t>
       </w:r>
       <w:r>
         <w:rPr>
@@ -11300,25 +10457,7 @@
           <w:sz w:val="20"/>
           <w:szCs w:val="20"/>
         </w:rPr>
-        <w:t>&lt;/</w:t>
-      </w:r>
-      <w:proofErr w:type="spellStart"/>
-      <w:r>
-        <w:rPr>
-          <w:rFonts w:hint="eastAsia"/>
-          <w:sz w:val="20"/>
-          <w:szCs w:val="20"/>
-        </w:rPr>
-        <w:t>th</w:t>
-      </w:r>
-      <w:proofErr w:type="spellEnd"/>
-      <w:r>
-        <w:rPr>
-          <w:rFonts w:hint="eastAsia"/>
-          <w:sz w:val="20"/>
-          <w:szCs w:val="20"/>
-        </w:rPr>
-        <w:t>&gt;</w:t>
+        <w:t>&lt;/th&gt;</w:t>
       </w:r>
     </w:p>
     <w:p>
@@ -11349,25 +10488,7 @@
           <w:sz w:val="20"/>
           <w:szCs w:val="20"/>
         </w:rPr>
-        <w:t>&lt;</w:t>
-      </w:r>
-      <w:proofErr w:type="spellStart"/>
-      <w:r>
-        <w:rPr>
-          <w:rFonts w:hint="eastAsia"/>
-          <w:sz w:val="20"/>
-          <w:szCs w:val="20"/>
-        </w:rPr>
-        <w:t>th</w:t>
-      </w:r>
-      <w:proofErr w:type="spellEnd"/>
-      <w:r>
-        <w:rPr>
-          <w:rFonts w:hint="eastAsia"/>
-          <w:sz w:val="20"/>
-          <w:szCs w:val="20"/>
-        </w:rPr>
-        <w:t xml:space="preserve"> </w:t>
+        <w:t xml:space="preserve">&lt;th </w:t>
       </w:r>
       <w:r>
         <w:rPr>
@@ -11402,25 +10523,7 @@
           <w:sz w:val="20"/>
           <w:szCs w:val="20"/>
         </w:rPr>
-        <w:t>&lt;/</w:t>
-      </w:r>
-      <w:proofErr w:type="spellStart"/>
-      <w:r>
-        <w:rPr>
-          <w:rFonts w:hint="eastAsia"/>
-          <w:sz w:val="20"/>
-          <w:szCs w:val="20"/>
-        </w:rPr>
-        <w:t>th</w:t>
-      </w:r>
-      <w:proofErr w:type="spellEnd"/>
-      <w:r>
-        <w:rPr>
-          <w:rFonts w:hint="eastAsia"/>
-          <w:sz w:val="20"/>
-          <w:szCs w:val="20"/>
-        </w:rPr>
-        <w:t>&gt;</w:t>
+        <w:t>&lt;/th&gt;</w:t>
       </w:r>
     </w:p>
     <w:p>
@@ -11507,30 +10610,14 @@
           <w:sz w:val="20"/>
           <w:szCs w:val="20"/>
         </w:rPr>
-        <w:t>&lt;</w:t>
-      </w:r>
-      <w:proofErr w:type="spellStart"/>
-      <w:r>
-        <w:rPr>
-          <w:sz w:val="20"/>
-          <w:szCs w:val="20"/>
-        </w:rPr>
-        <w:t>t</w:t>
-      </w:r>
-      <w:r>
-        <w:rPr>
-          <w:sz w:val="20"/>
-          <w:szCs w:val="20"/>
-        </w:rPr>
-        <w:t>h</w:t>
-      </w:r>
-      <w:proofErr w:type="spellEnd"/>
-      <w:r>
-        <w:rPr>
-          <w:sz w:val="20"/>
-          <w:szCs w:val="20"/>
-        </w:rPr>
-        <w:t xml:space="preserve"> </w:t>
+        <w:t>&lt;t</w:t>
+      </w:r>
+      <w:r>
+        <w:rPr>
+          <w:sz w:val="20"/>
+          <w:szCs w:val="20"/>
+        </w:rPr>
+        <w:t xml:space="preserve">h </w:t>
       </w:r>
       <w:r>
         <w:rPr>
@@ -11563,15 +10650,7 @@
           <w:sz w:val="20"/>
           <w:szCs w:val="20"/>
         </w:rPr>
-        <w:t>&lt;/</w:t>
-      </w:r>
-      <w:proofErr w:type="spellStart"/>
-      <w:r>
-        <w:rPr>
-          <w:sz w:val="20"/>
-          <w:szCs w:val="20"/>
-        </w:rPr>
-        <w:t>t</w:t>
+        <w:t>&lt;/t</w:t>
       </w:r>
       <w:r>
         <w:rPr>
@@ -11580,7 +10659,6 @@
         </w:rPr>
         <w:t>h</w:t>
       </w:r>
-      <w:proofErr w:type="spellEnd"/>
       <w:r>
         <w:rPr>
           <w:sz w:val="20"/>
@@ -11862,15 +10940,7 @@
           <w:sz w:val="20"/>
           <w:szCs w:val="20"/>
         </w:rPr>
-        <w:t>&lt;</w:t>
-      </w:r>
-      <w:proofErr w:type="spellStart"/>
-      <w:r>
-        <w:rPr>
-          <w:sz w:val="20"/>
-          <w:szCs w:val="20"/>
-        </w:rPr>
-        <w:t>t</w:t>
+        <w:t>&lt;t</w:t>
       </w:r>
       <w:r>
         <w:rPr>
@@ -11879,7 +10949,6 @@
         </w:rPr>
         <w:t>h</w:t>
       </w:r>
-      <w:proofErr w:type="spellEnd"/>
       <w:r>
         <w:rPr>
           <w:sz w:val="20"/>
@@ -11918,15 +10987,7 @@
           <w:sz w:val="20"/>
           <w:szCs w:val="20"/>
         </w:rPr>
-        <w:t>&lt;/</w:t>
-      </w:r>
-      <w:proofErr w:type="spellStart"/>
-      <w:r>
-        <w:rPr>
-          <w:sz w:val="20"/>
-          <w:szCs w:val="20"/>
-        </w:rPr>
-        <w:t>t</w:t>
+        <w:t>&lt;/t</w:t>
       </w:r>
       <w:r>
         <w:rPr>
@@ -11935,7 +10996,6 @@
         </w:rPr>
         <w:t>h</w:t>
       </w:r>
-      <w:proofErr w:type="spellEnd"/>
       <w:r>
         <w:rPr>
           <w:sz w:val="20"/>
@@ -12214,14 +11274,7 @@
         <w:rPr>
           <w:rFonts w:ascii="ＭＳ Ｐ明朝" w:eastAsia="ＭＳ Ｐ明朝" w:hAnsi="ＭＳ Ｐ明朝" w:hint="eastAsia"/>
         </w:rPr>
-        <w:t xml:space="preserve"> 各</w:t>
-      </w:r>
-      <w:proofErr w:type="spellStart"/>
-      <w:r>
-        <w:rPr>
-          <w:rFonts w:ascii="ＭＳ Ｐ明朝" w:eastAsia="ＭＳ Ｐ明朝" w:hAnsi="ＭＳ Ｐ明朝" w:hint="eastAsia"/>
-        </w:rPr>
-        <w:t>t</w:t>
+        <w:t xml:space="preserve"> 各t</w:t>
       </w:r>
       <w:r>
         <w:rPr>
@@ -12229,7 +11282,6 @@
         </w:rPr>
         <w:t>h</w:t>
       </w:r>
-      <w:proofErr w:type="spellEnd"/>
       <w:r>
         <w:rPr>
           <w:rFonts w:ascii="ＭＳ Ｐ明朝" w:eastAsia="ＭＳ Ｐ明朝" w:hAnsi="ＭＳ Ｐ明朝" w:hint="eastAsia"/>
@@ -12246,14 +11298,7 @@
         <w:rPr>
           <w:rFonts w:ascii="ＭＳ Ｐ明朝" w:eastAsia="ＭＳ Ｐ明朝" w:hAnsi="ＭＳ Ｐ明朝" w:hint="eastAsia"/>
         </w:rPr>
-        <w:t>属性を用いて指定を行っており、左上の</w:t>
-      </w:r>
-      <w:proofErr w:type="spellStart"/>
-      <w:r>
-        <w:rPr>
-          <w:rFonts w:ascii="ＭＳ Ｐ明朝" w:eastAsia="ＭＳ Ｐ明朝" w:hAnsi="ＭＳ Ｐ明朝" w:hint="eastAsia"/>
-        </w:rPr>
-        <w:t>t</w:t>
+        <w:t>属性を用いて指定を行っており、左上のt</w:t>
       </w:r>
       <w:r>
         <w:rPr>
@@ -12261,7 +11306,6 @@
         </w:rPr>
         <w:t>h</w:t>
       </w:r>
-      <w:proofErr w:type="spellEnd"/>
       <w:r>
         <w:rPr>
           <w:rFonts w:ascii="ＭＳ Ｐ明朝" w:eastAsia="ＭＳ Ｐ明朝" w:hAnsi="ＭＳ Ｐ明朝" w:hint="eastAsia"/>
@@ -12385,7 +11429,7 @@
           <w:rFonts w:ascii="ＭＳ Ｐ明朝" w:eastAsia="ＭＳ Ｐ明朝" w:hAnsi="ＭＳ Ｐ明朝" w:cs="Arial"/>
         </w:rPr>
       </w:pPr>
-      <w:hyperlink r:id="rId33" w:history="1">
+      <w:hyperlink r:id="rId34" w:history="1">
         <w:r>
           <w:rPr>
             <w:rStyle w:val="a4"/>
@@ -12449,7 +11493,7 @@
         </w:rPr>
         <w:br/>
       </w:r>
-      <w:hyperlink r:id="rId34" w:history="1">
+      <w:hyperlink r:id="rId35" w:history="1">
         <w:r>
           <w:rPr>
             <w:rStyle w:val="a4"/>
@@ -12526,14 +11570,7 @@
         <w:rPr>
           <w:rFonts w:ascii="ＭＳ Ｐ明朝" w:eastAsia="ＭＳ Ｐ明朝" w:hAnsi="ＭＳ Ｐ明朝" w:cs="Arial" w:hint="eastAsia"/>
         </w:rPr>
-        <w:t>属性の指定が必要な</w:t>
-      </w:r>
-      <w:proofErr w:type="spellStart"/>
-      <w:r>
-        <w:rPr>
-          <w:rFonts w:ascii="ＭＳ Ｐ明朝" w:eastAsia="ＭＳ Ｐ明朝" w:hAnsi="ＭＳ Ｐ明朝" w:cs="Arial" w:hint="eastAsia"/>
-        </w:rPr>
-        <w:t>t</w:t>
+        <w:t>属性の指定が必要なt</w:t>
       </w:r>
       <w:r>
         <w:rPr>
@@ -12541,7 +11578,6 @@
         </w:rPr>
         <w:t>h</w:t>
       </w:r>
-      <w:proofErr w:type="spellEnd"/>
       <w:r>
         <w:rPr>
           <w:rFonts w:ascii="ＭＳ Ｐ明朝" w:eastAsia="ＭＳ Ｐ明朝" w:hAnsi="ＭＳ Ｐ明朝" w:cs="Arial" w:hint="eastAsia"/>
@@ -12594,36 +11630,22 @@
         </w:rPr>
         <w:t>テーブルのアクセシビリティ対応については、W3CのWeb Accessibility Initiative (WAI)が提供する</w:t>
       </w:r>
-      <w:r>
-        <w:fldChar w:fldCharType="begin"/>
-      </w:r>
-      <w:r>
-        <w:instrText>HYPERLINK "Tables%20Tutorial"</w:instrText>
-      </w:r>
-      <w:r>
-        <w:fldChar w:fldCharType="separate"/>
-      </w:r>
-      <w:r>
-        <w:rPr>
-          <w:rStyle w:val="a4"/>
-          <w:rFonts w:ascii="ＭＳ Ｐ明朝" w:eastAsia="ＭＳ Ｐ明朝" w:hAnsi="ＭＳ Ｐ明朝" w:cs="Arial"/>
-        </w:rPr>
-        <w:t>Tables Tutorial</w:t>
-      </w:r>
-      <w:r>
-        <w:rPr>
-          <w:rStyle w:val="a4"/>
-          <w:rFonts w:ascii="ＭＳ Ｐ明朝" w:eastAsia="ＭＳ Ｐ明朝" w:hAnsi="ＭＳ Ｐ明朝" w:cs="Arial"/>
-        </w:rPr>
-        <w:fldChar w:fldCharType="end"/>
-      </w:r>
+      <w:hyperlink r:id="rId36" w:history="1">
+        <w:r>
+          <w:rPr>
+            <w:rStyle w:val="a4"/>
+            <w:rFonts w:ascii="ＭＳ Ｐ明朝" w:eastAsia="ＭＳ Ｐ明朝" w:hAnsi="ＭＳ Ｐ明朝" w:cs="Arial"/>
+          </w:rPr>
+          <w:t>Tables Tutorial</w:t>
+        </w:r>
+      </w:hyperlink>
       <w:r>
         <w:rPr>
           <w:rFonts w:ascii="ＭＳ Ｐ明朝" w:eastAsia="ＭＳ Ｐ明朝" w:hAnsi="ＭＳ Ｐ明朝" w:cs="Arial" w:hint="eastAsia"/>
         </w:rPr>
         <w:t xml:space="preserve">（ </w:t>
       </w:r>
-      <w:hyperlink r:id="rId35" w:history="1">
+      <w:hyperlink r:id="rId37" w:history="1">
         <w:r>
           <w:rPr>
             <w:rStyle w:val="a4"/>
@@ -12778,33 +11800,11 @@
         </w:rPr>
       </w:pPr>
       <w:bookmarkStart w:id="19" w:name="_Toc162522560"/>
-      <w:proofErr w:type="spellStart"/>
       <w:r>
         <w:rPr>
           <w:rFonts w:ascii="ＭＳ Ｐゴシック" w:eastAsia="ＭＳ Ｐゴシック" w:hAnsi="ＭＳ Ｐゴシック" w:hint="eastAsia"/>
         </w:rPr>
-        <w:t>iframe</w:t>
-      </w:r>
-      <w:proofErr w:type="spellEnd"/>
-      <w:r>
-        <w:rPr>
-          <w:rFonts w:ascii="ＭＳ Ｐゴシック" w:eastAsia="ＭＳ Ｐゴシック" w:hAnsi="ＭＳ Ｐゴシック" w:hint="eastAsia"/>
-        </w:rPr>
-        <w:t xml:space="preserve"> 要素に title 属性がありません。</w:t>
-      </w:r>
-      <w:proofErr w:type="spellStart"/>
-      <w:r>
-        <w:rPr>
-          <w:rFonts w:ascii="ＭＳ Ｐゴシック" w:eastAsia="ＭＳ Ｐゴシック" w:hAnsi="ＭＳ Ｐゴシック" w:hint="eastAsia"/>
-        </w:rPr>
-        <w:t>iframe</w:t>
-      </w:r>
-      <w:proofErr w:type="spellEnd"/>
-      <w:r>
-        <w:rPr>
-          <w:rFonts w:ascii="ＭＳ Ｐゴシック" w:eastAsia="ＭＳ Ｐゴシック" w:hAnsi="ＭＳ Ｐゴシック" w:hint="eastAsia"/>
-        </w:rPr>
-        <w:t xml:space="preserve"> 要素には、フレームの内容を説明するための空でない title 属性を提供してください。※</w:t>
+        <w:t>iframe 要素に title 属性がありません。iframe 要素には、フレームの内容を説明するための空でない title 属性を提供してください。※</w:t>
       </w:r>
       <w:bookmarkEnd w:id="19"/>
     </w:p>
@@ -12873,14 +11873,7 @@
         <w:rPr>
           <w:rFonts w:ascii="ＭＳ Ｐ明朝" w:eastAsia="ＭＳ Ｐ明朝" w:hAnsi="ＭＳ Ｐ明朝" w:hint="eastAsia"/>
         </w:rPr>
-        <w:t>持たない</w:t>
-      </w:r>
-      <w:proofErr w:type="spellStart"/>
-      <w:r>
-        <w:rPr>
-          <w:rFonts w:ascii="ＭＳ Ｐ明朝" w:eastAsia="ＭＳ Ｐ明朝" w:hAnsi="ＭＳ Ｐ明朝" w:hint="eastAsia"/>
-        </w:rPr>
-        <w:t>i</w:t>
+        <w:t>持たないi</w:t>
       </w:r>
       <w:r>
         <w:rPr>
@@ -12888,7 +11881,6 @@
         </w:rPr>
         <w:t>frame</w:t>
       </w:r>
-      <w:proofErr w:type="spellEnd"/>
       <w:r>
         <w:rPr>
           <w:rFonts w:ascii="ＭＳ Ｐ明朝" w:eastAsia="ＭＳ Ｐ明朝" w:hAnsi="ＭＳ Ｐ明朝" w:hint="eastAsia"/>
@@ -12950,23 +11942,7 @@
         </w:pBdr>
       </w:pPr>
       <w:r>
-        <w:t>&lt;</w:t>
-      </w:r>
-      <w:proofErr w:type="spellStart"/>
-      <w:r>
-        <w:t>iframe</w:t>
-      </w:r>
-      <w:proofErr w:type="spellEnd"/>
-      <w:r>
-        <w:t xml:space="preserve"> </w:t>
-      </w:r>
-      <w:proofErr w:type="spellStart"/>
-      <w:r>
-        <w:t>src</w:t>
-      </w:r>
-      <w:proofErr w:type="spellEnd"/>
-      <w:r>
-        <w:t>="ad.html" id="advertisement " name="ad</w:t>
+        <w:t>&lt;iframe src="ad.html" id="advertisement " name="ad</w:t>
       </w:r>
       <w:r>
         <w:rPr>
@@ -12974,13 +11950,8 @@
         </w:rPr>
         <w:t>-</w:t>
       </w:r>
-      <w:proofErr w:type="spellStart"/>
-      <w:r>
-        <w:t>iframe</w:t>
-      </w:r>
-      <w:proofErr w:type="spellEnd"/>
-      <w:r>
-        <w:t>"&gt;</w:t>
+      <w:r>
+        <w:t>iframe"&gt;</w:t>
       </w:r>
     </w:p>
     <w:p>
@@ -12993,15 +11964,7 @@
         </w:pBdr>
       </w:pPr>
       <w:r>
-        <w:t xml:space="preserve">    &lt;a </w:t>
-      </w:r>
-      <w:proofErr w:type="spellStart"/>
-      <w:r>
-        <w:t>href</w:t>
-      </w:r>
-      <w:proofErr w:type="spellEnd"/>
-      <w:r>
-        <w:t>="ad.html"&gt;</w:t>
+        <w:t xml:space="preserve">    &lt;a href="ad.html"&gt;</w:t>
       </w:r>
       <w:r>
         <w:rPr>
@@ -13023,15 +11986,7 @@
         </w:pBdr>
       </w:pPr>
       <w:r>
-        <w:t>&lt;/</w:t>
-      </w:r>
-      <w:proofErr w:type="spellStart"/>
-      <w:r>
-        <w:t>iframe</w:t>
-      </w:r>
-      <w:proofErr w:type="spellEnd"/>
-      <w:r>
-        <w:t>&gt;</w:t>
+        <w:t>&lt;/iframe&gt;</w:t>
       </w:r>
     </w:p>
     <w:p>
@@ -13064,23 +12019,7 @@
         </w:pBdr>
       </w:pPr>
       <w:r>
-        <w:t>&lt;</w:t>
-      </w:r>
-      <w:proofErr w:type="spellStart"/>
-      <w:r>
-        <w:t>iframe</w:t>
-      </w:r>
-      <w:proofErr w:type="spellEnd"/>
-      <w:r>
-        <w:t xml:space="preserve"> </w:t>
-      </w:r>
-      <w:proofErr w:type="spellStart"/>
-      <w:r>
-        <w:t>src</w:t>
-      </w:r>
-      <w:proofErr w:type="spellEnd"/>
-      <w:r>
-        <w:t>="ad.html" id="advertisement " name="ad</w:t>
+        <w:t>&lt;iframe src="ad.html" id="advertisement " name="ad</w:t>
       </w:r>
       <w:r>
         <w:rPr>
@@ -13088,13 +12027,8 @@
         </w:rPr>
         <w:t>-</w:t>
       </w:r>
-      <w:proofErr w:type="spellStart"/>
-      <w:r>
-        <w:t>iframe</w:t>
-      </w:r>
-      <w:proofErr w:type="spellEnd"/>
-      <w:r>
-        <w:t xml:space="preserve">" </w:t>
+      <w:r>
+        <w:t xml:space="preserve">iframe" </w:t>
       </w:r>
       <w:r>
         <w:rPr>
@@ -13144,15 +12078,7 @@
         </w:pBdr>
       </w:pPr>
       <w:r>
-        <w:t xml:space="preserve">    &lt;a </w:t>
-      </w:r>
-      <w:proofErr w:type="spellStart"/>
-      <w:r>
-        <w:t>href</w:t>
-      </w:r>
-      <w:proofErr w:type="spellEnd"/>
-      <w:r>
-        <w:t>="ad.html"&gt;</w:t>
+        <w:t xml:space="preserve">    &lt;a href="ad.html"&gt;</w:t>
       </w:r>
       <w:r>
         <w:rPr>
@@ -13174,15 +12100,7 @@
         </w:pBdr>
       </w:pPr>
       <w:r>
-        <w:t>&lt;/</w:t>
-      </w:r>
-      <w:proofErr w:type="spellStart"/>
-      <w:r>
-        <w:t>iframe</w:t>
-      </w:r>
-      <w:proofErr w:type="spellEnd"/>
-      <w:r>
-        <w:t>&gt;</w:t>
+        <w:t>&lt;/iframe&gt;</w:t>
       </w:r>
     </w:p>
     <w:p/>
@@ -13306,7 +12224,7 @@
           <w:rFonts w:ascii="ＭＳ Ｐ明朝" w:eastAsia="ＭＳ Ｐ明朝" w:hAnsi="ＭＳ Ｐ明朝" w:cs="Arial"/>
         </w:rPr>
       </w:pPr>
-      <w:hyperlink r:id="rId36" w:history="1">
+      <w:hyperlink r:id="rId38" w:history="1">
         <w:r>
           <w:rPr>
             <w:rStyle w:val="a4"/>
@@ -13362,21 +12280,7 @@
         <w:rPr>
           <w:rFonts w:ascii="ＭＳ Ｐ明朝" w:eastAsia="ＭＳ Ｐ明朝" w:hAnsi="ＭＳ Ｐ明朝" w:cs="Arial" w:hint="eastAsia"/>
         </w:rPr>
-        <w:t xml:space="preserve">H64: frame 要素及び </w:t>
-      </w:r>
-      <w:proofErr w:type="spellStart"/>
-      <w:r>
-        <w:rPr>
-          <w:rFonts w:ascii="ＭＳ Ｐ明朝" w:eastAsia="ＭＳ Ｐ明朝" w:hAnsi="ＭＳ Ｐ明朝" w:cs="Arial" w:hint="eastAsia"/>
-        </w:rPr>
-        <w:t>iframe</w:t>
-      </w:r>
-      <w:proofErr w:type="spellEnd"/>
-      <w:r>
-        <w:rPr>
-          <w:rFonts w:ascii="ＭＳ Ｐ明朝" w:eastAsia="ＭＳ Ｐ明朝" w:hAnsi="ＭＳ Ｐ明朝" w:cs="Arial" w:hint="eastAsia"/>
-        </w:rPr>
-        <w:t xml:space="preserve"> 要素の title 属性を使用する</w:t>
+        <w:t>H64: frame 要素及び iframe 要素の title 属性を使用する</w:t>
       </w:r>
       <w:r>
         <w:rPr>
@@ -13384,7 +12288,7 @@
         </w:rPr>
         <w:br/>
       </w:r>
-      <w:hyperlink r:id="rId37" w:history="1">
+      <w:hyperlink r:id="rId39" w:history="1">
         <w:r>
           <w:rPr>
             <w:rStyle w:val="a4"/>
@@ -13438,7 +12342,6 @@
         </w:rPr>
         <w:t>の詳細レポートでは（※）の部分に該当する</w:t>
       </w:r>
-      <w:proofErr w:type="spellStart"/>
       <w:r>
         <w:rPr>
           <w:rFonts w:ascii="ＭＳ Ｐ明朝" w:eastAsia="ＭＳ Ｐ明朝" w:hAnsi="ＭＳ Ｐ明朝" w:cs="Arial" w:hint="eastAsia"/>
@@ -13451,19 +12354,11 @@
         </w:rPr>
         <w:t>frame</w:t>
       </w:r>
-      <w:proofErr w:type="spellEnd"/>
-      <w:r>
-        <w:rPr>
-          <w:rFonts w:ascii="ＭＳ Ｐ明朝" w:eastAsia="ＭＳ Ｐ明朝" w:hAnsi="ＭＳ Ｐ明朝" w:cs="Arial" w:hint="eastAsia"/>
-        </w:rPr>
-        <w:t>の</w:t>
-      </w:r>
-      <w:proofErr w:type="spellStart"/>
-      <w:r>
-        <w:rPr>
-          <w:rFonts w:ascii="ＭＳ Ｐ明朝" w:eastAsia="ＭＳ Ｐ明朝" w:hAnsi="ＭＳ Ｐ明朝" w:cs="Arial" w:hint="eastAsia"/>
-        </w:rPr>
-        <w:t>s</w:t>
+      <w:r>
+        <w:rPr>
+          <w:rFonts w:ascii="ＭＳ Ｐ明朝" w:eastAsia="ＭＳ Ｐ明朝" w:hAnsi="ＭＳ Ｐ明朝" w:cs="Arial" w:hint="eastAsia"/>
+        </w:rPr>
+        <w:t>のs</w:t>
       </w:r>
       <w:r>
         <w:rPr>
@@ -13471,7 +12366,6 @@
         </w:rPr>
         <w:t>rc</w:t>
       </w:r>
-      <w:proofErr w:type="spellEnd"/>
       <w:r>
         <w:rPr>
           <w:rFonts w:ascii="ＭＳ Ｐ明朝" w:eastAsia="ＭＳ Ｐ明朝" w:hAnsi="ＭＳ Ｐ明朝" w:cs="Arial" w:hint="eastAsia"/>
@@ -13871,23 +12765,7 @@
           <w:rFonts w:hint="eastAsia"/>
           <w:color w:val="0000FF"/>
         </w:rPr>
-        <w:t xml:space="preserve">&lt;a </w:t>
-      </w:r>
-      <w:proofErr w:type="spellStart"/>
-      <w:r>
-        <w:rPr>
-          <w:rFonts w:hint="eastAsia"/>
-          <w:color w:val="0000FF"/>
-        </w:rPr>
-        <w:t>href</w:t>
-      </w:r>
-      <w:proofErr w:type="spellEnd"/>
-      <w:r>
-        <w:rPr>
-          <w:rFonts w:hint="eastAsia"/>
-          <w:color w:val="0000FF"/>
-        </w:rPr>
-        <w:t>="#main"&gt;</w:t>
+        <w:t>&lt;a href="#main"&gt;</w:t>
       </w:r>
       <w:r>
         <w:rPr>
@@ -14129,7 +13007,7 @@
           <w:rFonts w:ascii="ＭＳ Ｐ明朝" w:eastAsia="ＭＳ Ｐ明朝" w:hAnsi="ＭＳ Ｐ明朝" w:cs="Arial"/>
         </w:rPr>
       </w:pPr>
-      <w:hyperlink r:id="rId38" w:history="1">
+      <w:hyperlink r:id="rId40" w:history="1">
         <w:r>
           <w:rPr>
             <w:rStyle w:val="a4"/>
@@ -14194,7 +13072,7 @@
           <w:rFonts w:ascii="ＭＳ Ｐ明朝" w:eastAsia="ＭＳ Ｐ明朝" w:hAnsi="ＭＳ Ｐ明朝" w:cs="Arial"/>
         </w:rPr>
       </w:pPr>
-      <w:hyperlink r:id="rId39" w:history="1">
+      <w:hyperlink r:id="rId41" w:history="1">
         <w:r>
           <w:rPr>
             <w:rStyle w:val="a4"/>
@@ -14235,7 +13113,7 @@
         </w:rPr>
         <w:br/>
       </w:r>
-      <w:hyperlink r:id="rId40" w:history="1">
+      <w:hyperlink r:id="rId42" w:history="1">
         <w:r>
           <w:rPr>
             <w:rStyle w:val="a4"/>
@@ -14264,7 +13142,7 @@
         </w:rPr>
         <w:br/>
       </w:r>
-      <w:hyperlink r:id="rId41" w:history="1">
+      <w:hyperlink r:id="rId43" w:history="1">
         <w:r>
           <w:rPr>
             <w:rStyle w:val="a4"/>
@@ -14293,7 +13171,7 @@
         </w:rPr>
         <w:br/>
       </w:r>
-      <w:hyperlink r:id="rId42" w:history="1">
+      <w:hyperlink r:id="rId44" w:history="1">
         <w:r>
           <w:rPr>
             <w:rStyle w:val="a4"/>
@@ -14872,7 +13750,7 @@
           <w:rFonts w:ascii="ＭＳ Ｐ明朝" w:eastAsia="ＭＳ Ｐ明朝" w:hAnsi="ＭＳ Ｐ明朝" w:cs="Arial"/>
         </w:rPr>
       </w:pPr>
-      <w:hyperlink r:id="rId43" w:history="1">
+      <w:hyperlink r:id="rId45" w:history="1">
         <w:r>
           <w:rPr>
             <w:rStyle w:val="a4"/>
@@ -14936,7 +13814,7 @@
         </w:rPr>
         <w:br/>
       </w:r>
-      <w:hyperlink r:id="rId44" w:history="1">
+      <w:hyperlink r:id="rId46" w:history="1">
         <w:r>
           <w:rPr>
             <w:rStyle w:val="a4"/>
@@ -15273,7 +14151,7 @@
         </w:rPr>
         <w:t>（</w:t>
       </w:r>
-      <w:hyperlink r:id="rId45" w:history="1">
+      <w:hyperlink r:id="rId47" w:history="1">
         <w:r>
           <w:rPr>
             <w:rStyle w:val="a4"/>
@@ -15390,7 +14268,7 @@
         </w:rPr>
         <w:t>標準調査会のホームページ（</w:t>
       </w:r>
-      <w:hyperlink r:id="rId46" w:history="1">
+      <w:hyperlink r:id="rId48" w:history="1">
         <w:r>
           <w:rPr>
             <w:rStyle w:val="a4"/>
@@ -15498,17 +14376,13 @@
     <w:p>
       <w:pPr>
         <w:jc w:val="left"/>
-        <w:rPr>
-          <w:rFonts w:ascii="ＭＳ Ｐ明朝" w:eastAsia="ＭＳ Ｐ明朝" w:hAnsi="ＭＳ Ｐ明朝" w:cs="Arial"/>
-        </w:rPr>
-      </w:pPr>
-      <w:hyperlink r:id="rId47" w:history="1">
+      </w:pPr>
+      <w:hyperlink r:id="rId49" w:history="1">
         <w:r>
           <w:rPr>
             <w:rStyle w:val="a4"/>
-            <w:rFonts w:ascii="ＭＳ Ｐ明朝" w:eastAsia="ＭＳ Ｐ明朝" w:hAnsi="ＭＳ Ｐ明朝" w:cs="Arial" w:hint="eastAsia"/>
-          </w:rPr>
-          <w:t>https://www.soumu.go.jp/main_sosiki/joho_tsusin/b_free/guideline.html</w:t>
+          </w:rPr>
+          <w:t>https://www.soumu.go.jp/info-accessibility-portal/webaccessibility/guideline/</w:t>
         </w:r>
       </w:hyperlink>
     </w:p>
@@ -15541,7 +14415,7 @@
 </file>
 
 <file path=word/endnotes.xml><?xml version="1.0" encoding="utf-8"?>
-<w:endnotes xmlns:wpc="http://schemas.microsoft.com/office/word/2010/wordprocessingCanvas" xmlns:cx="http://schemas.microsoft.com/office/drawing/2014/chartex" xmlns:cx1="http://schemas.microsoft.com/office/drawing/2015/9/8/chartex" xmlns:cx2="http://schemas.microsoft.com/office/drawing/2015/10/21/chartex" xmlns:cx3="http://schemas.microsoft.com/office/drawing/2016/5/9/chartex" xmlns:cx4="http://schemas.microsoft.com/office/drawing/2016/5/10/chartex" xmlns:cx5="http://schemas.microsoft.com/office/drawing/2016/5/11/chartex" xmlns:cx6="http://schemas.microsoft.com/office/drawing/2016/5/12/chartex" xmlns:cx7="http://schemas.microsoft.com/office/drawing/2016/5/13/chartex" xmlns:cx8="http://schemas.microsoft.com/office/drawing/2016/5/14/chartex" xmlns:mc="http://schemas.openxmlformats.org/markup-compatibility/2006" xmlns:aink="http://schemas.microsoft.com/office/drawing/2016/ink" xmlns:am3d="http://schemas.microsoft.com/office/drawing/2017/model3d" xmlns:o="urn:schemas-microsoft-com:office:office" xmlns:oel="http://schemas.microsoft.com/office/2019/extlst" xmlns:r="http://schemas.openxmlformats.org/officeDocument/2006/relationships" xmlns:m="http://schemas.openxmlformats.org/officeDocument/2006/math" xmlns:v="urn:schemas-microsoft-com:vml" xmlns:wp14="http://schemas.microsoft.com/office/word/2010/wordprocessingDrawing" xmlns:wp="http://schemas.openxmlformats.org/drawingml/2006/wordprocessingDrawing" xmlns:w10="urn:schemas-microsoft-com:office:word" xmlns:w="http://schemas.openxmlformats.org/wordprocessingml/2006/main" xmlns:w14="http://schemas.microsoft.com/office/word/2010/wordml" xmlns:w15="http://schemas.microsoft.com/office/word/2012/wordml" xmlns:w16cex="http://schemas.microsoft.com/office/word/2018/wordml/cex" xmlns:w16cid="http://schemas.microsoft.com/office/word/2016/wordml/cid" xmlns:w16="http://schemas.microsoft.com/office/word/2018/wordml" xmlns:w16sdtdh="http://schemas.microsoft.com/office/word/2020/wordml/sdtdatahash" xmlns:w16se="http://schemas.microsoft.com/office/word/2015/wordml/symex" xmlns:wpg="http://schemas.microsoft.com/office/word/2010/wordprocessingGroup" xmlns:wpi="http://schemas.microsoft.com/office/word/2010/wordprocessingInk" xmlns:wne="http://schemas.microsoft.com/office/word/2006/wordml" xmlns:wps="http://schemas.microsoft.com/office/word/2010/wordprocessingShape" mc:Ignorable="w14 w15 w16se w16cid w16 w16cex w16sdtdh wp14">
+<w:endnotes xmlns:wpc="http://schemas.microsoft.com/office/word/2010/wordprocessingCanvas" xmlns:cx="http://schemas.microsoft.com/office/drawing/2014/chartex" xmlns:cx1="http://schemas.microsoft.com/office/drawing/2015/9/8/chartex" xmlns:cx2="http://schemas.microsoft.com/office/drawing/2015/10/21/chartex" xmlns:cx3="http://schemas.microsoft.com/office/drawing/2016/5/9/chartex" xmlns:cx4="http://schemas.microsoft.com/office/drawing/2016/5/10/chartex" xmlns:cx5="http://schemas.microsoft.com/office/drawing/2016/5/11/chartex" xmlns:cx6="http://schemas.microsoft.com/office/drawing/2016/5/12/chartex" xmlns:cx7="http://schemas.microsoft.com/office/drawing/2016/5/13/chartex" xmlns:cx8="http://schemas.microsoft.com/office/drawing/2016/5/14/chartex" xmlns:mc="http://schemas.openxmlformats.org/markup-compatibility/2006" xmlns:aink="http://schemas.microsoft.com/office/drawing/2016/ink" xmlns:am3d="http://schemas.microsoft.com/office/drawing/2017/model3d" xmlns:o="urn:schemas-microsoft-com:office:office" xmlns:oel="http://schemas.microsoft.com/office/2019/extlst" xmlns:r="http://schemas.openxmlformats.org/officeDocument/2006/relationships" xmlns:m="http://schemas.openxmlformats.org/officeDocument/2006/math" xmlns:v="urn:schemas-microsoft-com:vml" xmlns:wp14="http://schemas.microsoft.com/office/word/2010/wordprocessingDrawing" xmlns:wp="http://schemas.openxmlformats.org/drawingml/2006/wordprocessingDrawing" xmlns:w10="urn:schemas-microsoft-com:office:word" xmlns:w="http://schemas.openxmlformats.org/wordprocessingml/2006/main" xmlns:w14="http://schemas.microsoft.com/office/word/2010/wordml" xmlns:w15="http://schemas.microsoft.com/office/word/2012/wordml" xmlns:w16cex="http://schemas.microsoft.com/office/word/2018/wordml/cex" xmlns:w16cid="http://schemas.microsoft.com/office/word/2016/wordml/cid" xmlns:w16="http://schemas.microsoft.com/office/word/2018/wordml" xmlns:w16du="http://schemas.microsoft.com/office/word/2023/wordml/word16du" xmlns:w16sdtdh="http://schemas.microsoft.com/office/word/2020/wordml/sdtdatahash" xmlns:w16sdtfl="http://schemas.microsoft.com/office/word/2024/wordml/sdtformatlock" xmlns:w16se="http://schemas.microsoft.com/office/word/2015/wordml/symex" xmlns:wpg="http://schemas.microsoft.com/office/word/2010/wordprocessingGroup" xmlns:wpi="http://schemas.microsoft.com/office/word/2010/wordprocessingInk" xmlns:wne="http://schemas.microsoft.com/office/word/2006/wordml" xmlns:wps="http://schemas.microsoft.com/office/word/2010/wordprocessingShape" mc:Ignorable="w14 w15 w16se w16cid w16 w16cex w16sdtdh w16sdtfl w16du wp14">
   <w:endnote w:type="separator" w:id="-1">
     <w:p>
       <w:r>
@@ -15560,7 +14434,7 @@
 </file>
 
 <file path=word/footer1.xml><?xml version="1.0" encoding="utf-8"?>
-<w:ftr xmlns:wpc="http://schemas.microsoft.com/office/word/2010/wordprocessingCanvas" xmlns:cx="http://schemas.microsoft.com/office/drawing/2014/chartex" xmlns:cx1="http://schemas.microsoft.com/office/drawing/2015/9/8/chartex" xmlns:cx2="http://schemas.microsoft.com/office/drawing/2015/10/21/chartex" xmlns:cx3="http://schemas.microsoft.com/office/drawing/2016/5/9/chartex" xmlns:cx4="http://schemas.microsoft.com/office/drawing/2016/5/10/chartex" xmlns:cx5="http://schemas.microsoft.com/office/drawing/2016/5/11/chartex" xmlns:cx6="http://schemas.microsoft.com/office/drawing/2016/5/12/chartex" xmlns:cx7="http://schemas.microsoft.com/office/drawing/2016/5/13/chartex" xmlns:cx8="http://schemas.microsoft.com/office/drawing/2016/5/14/chartex" xmlns:mc="http://schemas.openxmlformats.org/markup-compatibility/2006" xmlns:aink="http://schemas.microsoft.com/office/drawing/2016/ink" xmlns:am3d="http://schemas.microsoft.com/office/drawing/2017/model3d" xmlns:o="urn:schemas-microsoft-com:office:office" xmlns:oel="http://schemas.microsoft.com/office/2019/extlst" xmlns:r="http://schemas.openxmlformats.org/officeDocument/2006/relationships" xmlns:m="http://schemas.openxmlformats.org/officeDocument/2006/math" xmlns:v="urn:schemas-microsoft-com:vml" xmlns:wp14="http://schemas.microsoft.com/office/word/2010/wordprocessingDrawing" xmlns:wp="http://schemas.openxmlformats.org/drawingml/2006/wordprocessingDrawing" xmlns:w10="urn:schemas-microsoft-com:office:word" xmlns:w="http://schemas.openxmlformats.org/wordprocessingml/2006/main" xmlns:w14="http://schemas.microsoft.com/office/word/2010/wordml" xmlns:w15="http://schemas.microsoft.com/office/word/2012/wordml" xmlns:w16cex="http://schemas.microsoft.com/office/word/2018/wordml/cex" xmlns:w16cid="http://schemas.microsoft.com/office/word/2016/wordml/cid" xmlns:w16="http://schemas.microsoft.com/office/word/2018/wordml" xmlns:w16sdtdh="http://schemas.microsoft.com/office/word/2020/wordml/sdtdatahash" xmlns:w16se="http://schemas.microsoft.com/office/word/2015/wordml/symex" xmlns:wpg="http://schemas.microsoft.com/office/word/2010/wordprocessingGroup" xmlns:wpi="http://schemas.microsoft.com/office/word/2010/wordprocessingInk" xmlns:wne="http://schemas.microsoft.com/office/word/2006/wordml" xmlns:wps="http://schemas.microsoft.com/office/word/2010/wordprocessingShape" mc:Ignorable="w14 w15 w16se w16cid w16 w16cex w16sdtdh wp14">
+<w:ftr xmlns:wpc="http://schemas.microsoft.com/office/word/2010/wordprocessingCanvas" xmlns:cx="http://schemas.microsoft.com/office/drawing/2014/chartex" xmlns:cx1="http://schemas.microsoft.com/office/drawing/2015/9/8/chartex" xmlns:cx2="http://schemas.microsoft.com/office/drawing/2015/10/21/chartex" xmlns:cx3="http://schemas.microsoft.com/office/drawing/2016/5/9/chartex" xmlns:cx4="http://schemas.microsoft.com/office/drawing/2016/5/10/chartex" xmlns:cx5="http://schemas.microsoft.com/office/drawing/2016/5/11/chartex" xmlns:cx6="http://schemas.microsoft.com/office/drawing/2016/5/12/chartex" xmlns:cx7="http://schemas.microsoft.com/office/drawing/2016/5/13/chartex" xmlns:cx8="http://schemas.microsoft.com/office/drawing/2016/5/14/chartex" xmlns:mc="http://schemas.openxmlformats.org/markup-compatibility/2006" xmlns:aink="http://schemas.microsoft.com/office/drawing/2016/ink" xmlns:am3d="http://schemas.microsoft.com/office/drawing/2017/model3d" xmlns:o="urn:schemas-microsoft-com:office:office" xmlns:oel="http://schemas.microsoft.com/office/2019/extlst" xmlns:r="http://schemas.openxmlformats.org/officeDocument/2006/relationships" xmlns:m="http://schemas.openxmlformats.org/officeDocument/2006/math" xmlns:v="urn:schemas-microsoft-com:vml" xmlns:wp14="http://schemas.microsoft.com/office/word/2010/wordprocessingDrawing" xmlns:wp="http://schemas.openxmlformats.org/drawingml/2006/wordprocessingDrawing" xmlns:w10="urn:schemas-microsoft-com:office:word" xmlns:w="http://schemas.openxmlformats.org/wordprocessingml/2006/main" xmlns:w14="http://schemas.microsoft.com/office/word/2010/wordml" xmlns:w15="http://schemas.microsoft.com/office/word/2012/wordml" xmlns:w16cex="http://schemas.microsoft.com/office/word/2018/wordml/cex" xmlns:w16cid="http://schemas.microsoft.com/office/word/2016/wordml/cid" xmlns:w16="http://schemas.microsoft.com/office/word/2018/wordml" xmlns:w16du="http://schemas.microsoft.com/office/word/2023/wordml/word16du" xmlns:w16sdtdh="http://schemas.microsoft.com/office/word/2020/wordml/sdtdatahash" xmlns:w16sdtfl="http://schemas.microsoft.com/office/word/2024/wordml/sdtformatlock" xmlns:w16se="http://schemas.microsoft.com/office/word/2015/wordml/symex" xmlns:wpg="http://schemas.microsoft.com/office/word/2010/wordprocessingGroup" xmlns:wpi="http://schemas.microsoft.com/office/word/2010/wordprocessingInk" xmlns:wne="http://schemas.microsoft.com/office/word/2006/wordml" xmlns:wps="http://schemas.microsoft.com/office/word/2010/wordprocessingShape" mc:Ignorable="w14 w15 w16se w16cid w16 w16cex w16sdtdh w16sdtfl w16du wp14">
   <w:p>
     <w:pPr>
       <w:pStyle w:val="ac"/>
@@ -15595,7 +14469,7 @@
 </file>
 
 <file path=word/footnotes.xml><?xml version="1.0" encoding="utf-8"?>
-<w:footnotes xmlns:wpc="http://schemas.microsoft.com/office/word/2010/wordprocessingCanvas" xmlns:cx="http://schemas.microsoft.com/office/drawing/2014/chartex" xmlns:cx1="http://schemas.microsoft.com/office/drawing/2015/9/8/chartex" xmlns:cx2="http://schemas.microsoft.com/office/drawing/2015/10/21/chartex" xmlns:cx3="http://schemas.microsoft.com/office/drawing/2016/5/9/chartex" xmlns:cx4="http://schemas.microsoft.com/office/drawing/2016/5/10/chartex" xmlns:cx5="http://schemas.microsoft.com/office/drawing/2016/5/11/chartex" xmlns:cx6="http://schemas.microsoft.com/office/drawing/2016/5/12/chartex" xmlns:cx7="http://schemas.microsoft.com/office/drawing/2016/5/13/chartex" xmlns:cx8="http://schemas.microsoft.com/office/drawing/2016/5/14/chartex" xmlns:mc="http://schemas.openxmlformats.org/markup-compatibility/2006" xmlns:aink="http://schemas.microsoft.com/office/drawing/2016/ink" xmlns:am3d="http://schemas.microsoft.com/office/drawing/2017/model3d" xmlns:o="urn:schemas-microsoft-com:office:office" xmlns:oel="http://schemas.microsoft.com/office/2019/extlst" xmlns:r="http://schemas.openxmlformats.org/officeDocument/2006/relationships" xmlns:m="http://schemas.openxmlformats.org/officeDocument/2006/math" xmlns:v="urn:schemas-microsoft-com:vml" xmlns:wp14="http://schemas.microsoft.com/office/word/2010/wordprocessingDrawing" xmlns:wp="http://schemas.openxmlformats.org/drawingml/2006/wordprocessingDrawing" xmlns:w10="urn:schemas-microsoft-com:office:word" xmlns:w="http://schemas.openxmlformats.org/wordprocessingml/2006/main" xmlns:w14="http://schemas.microsoft.com/office/word/2010/wordml" xmlns:w15="http://schemas.microsoft.com/office/word/2012/wordml" xmlns:w16cex="http://schemas.microsoft.com/office/word/2018/wordml/cex" xmlns:w16cid="http://schemas.microsoft.com/office/word/2016/wordml/cid" xmlns:w16="http://schemas.microsoft.com/office/word/2018/wordml" xmlns:w16sdtdh="http://schemas.microsoft.com/office/word/2020/wordml/sdtdatahash" xmlns:w16se="http://schemas.microsoft.com/office/word/2015/wordml/symex" xmlns:wpg="http://schemas.microsoft.com/office/word/2010/wordprocessingGroup" xmlns:wpi="http://schemas.microsoft.com/office/word/2010/wordprocessingInk" xmlns:wne="http://schemas.microsoft.com/office/word/2006/wordml" xmlns:wps="http://schemas.microsoft.com/office/word/2010/wordprocessingShape" mc:Ignorable="w14 w15 w16se w16cid w16 w16cex w16sdtdh wp14">
+<w:footnotes xmlns:wpc="http://schemas.microsoft.com/office/word/2010/wordprocessingCanvas" xmlns:cx="http://schemas.microsoft.com/office/drawing/2014/chartex" xmlns:cx1="http://schemas.microsoft.com/office/drawing/2015/9/8/chartex" xmlns:cx2="http://schemas.microsoft.com/office/drawing/2015/10/21/chartex" xmlns:cx3="http://schemas.microsoft.com/office/drawing/2016/5/9/chartex" xmlns:cx4="http://schemas.microsoft.com/office/drawing/2016/5/10/chartex" xmlns:cx5="http://schemas.microsoft.com/office/drawing/2016/5/11/chartex" xmlns:cx6="http://schemas.microsoft.com/office/drawing/2016/5/12/chartex" xmlns:cx7="http://schemas.microsoft.com/office/drawing/2016/5/13/chartex" xmlns:cx8="http://schemas.microsoft.com/office/drawing/2016/5/14/chartex" xmlns:mc="http://schemas.openxmlformats.org/markup-compatibility/2006" xmlns:aink="http://schemas.microsoft.com/office/drawing/2016/ink" xmlns:am3d="http://schemas.microsoft.com/office/drawing/2017/model3d" xmlns:o="urn:schemas-microsoft-com:office:office" xmlns:oel="http://schemas.microsoft.com/office/2019/extlst" xmlns:r="http://schemas.openxmlformats.org/officeDocument/2006/relationships" xmlns:m="http://schemas.openxmlformats.org/officeDocument/2006/math" xmlns:v="urn:schemas-microsoft-com:vml" xmlns:wp14="http://schemas.microsoft.com/office/word/2010/wordprocessingDrawing" xmlns:wp="http://schemas.openxmlformats.org/drawingml/2006/wordprocessingDrawing" xmlns:w10="urn:schemas-microsoft-com:office:word" xmlns:w="http://schemas.openxmlformats.org/wordprocessingml/2006/main" xmlns:w14="http://schemas.microsoft.com/office/word/2010/wordml" xmlns:w15="http://schemas.microsoft.com/office/word/2012/wordml" xmlns:w16cex="http://schemas.microsoft.com/office/word/2018/wordml/cex" xmlns:w16cid="http://schemas.microsoft.com/office/word/2016/wordml/cid" xmlns:w16="http://schemas.microsoft.com/office/word/2018/wordml" xmlns:w16du="http://schemas.microsoft.com/office/word/2023/wordml/word16du" xmlns:w16sdtdh="http://schemas.microsoft.com/office/word/2020/wordml/sdtdatahash" xmlns:w16sdtfl="http://schemas.microsoft.com/office/word/2024/wordml/sdtformatlock" xmlns:w16se="http://schemas.microsoft.com/office/word/2015/wordml/symex" xmlns:wpg="http://schemas.microsoft.com/office/word/2010/wordprocessingGroup" xmlns:wpi="http://schemas.microsoft.com/office/word/2010/wordprocessingInk" xmlns:wne="http://schemas.microsoft.com/office/word/2006/wordml" xmlns:wps="http://schemas.microsoft.com/office/word/2010/wordprocessingShape" mc:Ignorable="w14 w15 w16se w16cid w16 w16cex w16sdtdh w16sdtfl w16du wp14">
   <w:footnote w:type="separator" w:id="-1">
     <w:p>
       <w:r>
@@ -15614,7 +14488,7 @@
 </file>
 
 <file path=word/numbering.xml><?xml version="1.0" encoding="utf-8"?>
-<w:numbering xmlns:wpc="http://schemas.microsoft.com/office/word/2010/wordprocessingCanvas" xmlns:cx="http://schemas.microsoft.com/office/drawing/2014/chartex" xmlns:cx1="http://schemas.microsoft.com/office/drawing/2015/9/8/chartex" xmlns:cx2="http://schemas.microsoft.com/office/drawing/2015/10/21/chartex" xmlns:cx3="http://schemas.microsoft.com/office/drawing/2016/5/9/chartex" xmlns:cx4="http://schemas.microsoft.com/office/drawing/2016/5/10/chartex" xmlns:cx5="http://schemas.microsoft.com/office/drawing/2016/5/11/chartex" xmlns:cx6="http://schemas.microsoft.com/office/drawing/2016/5/12/chartex" xmlns:cx7="http://schemas.microsoft.com/office/drawing/2016/5/13/chartex" xmlns:cx8="http://schemas.microsoft.com/office/drawing/2016/5/14/chartex" xmlns:mc="http://schemas.openxmlformats.org/markup-compatibility/2006" xmlns:aink="http://schemas.microsoft.com/office/drawing/2016/ink" xmlns:am3d="http://schemas.microsoft.com/office/drawing/2017/model3d" xmlns:o="urn:schemas-microsoft-com:office:office" xmlns:oel="http://schemas.microsoft.com/office/2019/extlst" xmlns:r="http://schemas.openxmlformats.org/officeDocument/2006/relationships" xmlns:m="http://schemas.openxmlformats.org/officeDocument/2006/math" xmlns:v="urn:schemas-microsoft-com:vml" xmlns:wp14="http://schemas.microsoft.com/office/word/2010/wordprocessingDrawing" xmlns:wp="http://schemas.openxmlformats.org/drawingml/2006/wordprocessingDrawing" xmlns:w10="urn:schemas-microsoft-com:office:word" xmlns:w="http://schemas.openxmlformats.org/wordprocessingml/2006/main" xmlns:w14="http://schemas.microsoft.com/office/word/2010/wordml" xmlns:w15="http://schemas.microsoft.com/office/word/2012/wordml" xmlns:w16cex="http://schemas.microsoft.com/office/word/2018/wordml/cex" xmlns:w16cid="http://schemas.microsoft.com/office/word/2016/wordml/cid" xmlns:w16="http://schemas.microsoft.com/office/word/2018/wordml" xmlns:w16sdtdh="http://schemas.microsoft.com/office/word/2020/wordml/sdtdatahash" xmlns:w16se="http://schemas.microsoft.com/office/word/2015/wordml/symex" xmlns:wpg="http://schemas.microsoft.com/office/word/2010/wordprocessingGroup" xmlns:wpi="http://schemas.microsoft.com/office/word/2010/wordprocessingInk" xmlns:wne="http://schemas.microsoft.com/office/word/2006/wordml" xmlns:wps="http://schemas.microsoft.com/office/word/2010/wordprocessingShape" mc:Ignorable="w14 w15 w16se w16cid w16 w16cex w16sdtdh wp14">
+<w:numbering xmlns:wpc="http://schemas.microsoft.com/office/word/2010/wordprocessingCanvas" xmlns:cx="http://schemas.microsoft.com/office/drawing/2014/chartex" xmlns:cx1="http://schemas.microsoft.com/office/drawing/2015/9/8/chartex" xmlns:cx2="http://schemas.microsoft.com/office/drawing/2015/10/21/chartex" xmlns:cx3="http://schemas.microsoft.com/office/drawing/2016/5/9/chartex" xmlns:cx4="http://schemas.microsoft.com/office/drawing/2016/5/10/chartex" xmlns:cx5="http://schemas.microsoft.com/office/drawing/2016/5/11/chartex" xmlns:cx6="http://schemas.microsoft.com/office/drawing/2016/5/12/chartex" xmlns:cx7="http://schemas.microsoft.com/office/drawing/2016/5/13/chartex" xmlns:cx8="http://schemas.microsoft.com/office/drawing/2016/5/14/chartex" xmlns:mc="http://schemas.openxmlformats.org/markup-compatibility/2006" xmlns:aink="http://schemas.microsoft.com/office/drawing/2016/ink" xmlns:am3d="http://schemas.microsoft.com/office/drawing/2017/model3d" xmlns:o="urn:schemas-microsoft-com:office:office" xmlns:oel="http://schemas.microsoft.com/office/2019/extlst" xmlns:r="http://schemas.openxmlformats.org/officeDocument/2006/relationships" xmlns:m="http://schemas.openxmlformats.org/officeDocument/2006/math" xmlns:v="urn:schemas-microsoft-com:vml" xmlns:wp14="http://schemas.microsoft.com/office/word/2010/wordprocessingDrawing" xmlns:wp="http://schemas.openxmlformats.org/drawingml/2006/wordprocessingDrawing" xmlns:w10="urn:schemas-microsoft-com:office:word" xmlns:w="http://schemas.openxmlformats.org/wordprocessingml/2006/main" xmlns:w14="http://schemas.microsoft.com/office/word/2010/wordml" xmlns:w15="http://schemas.microsoft.com/office/word/2012/wordml" xmlns:w16cex="http://schemas.microsoft.com/office/word/2018/wordml/cex" xmlns:w16cid="http://schemas.microsoft.com/office/word/2016/wordml/cid" xmlns:w16="http://schemas.microsoft.com/office/word/2018/wordml" xmlns:w16du="http://schemas.microsoft.com/office/word/2023/wordml/word16du" xmlns:w16sdtdh="http://schemas.microsoft.com/office/word/2020/wordml/sdtdatahash" xmlns:w16sdtfl="http://schemas.microsoft.com/office/word/2024/wordml/sdtformatlock" xmlns:w16se="http://schemas.microsoft.com/office/word/2015/wordml/symex" xmlns:wpg="http://schemas.microsoft.com/office/word/2010/wordprocessingGroup" xmlns:wpi="http://schemas.microsoft.com/office/word/2010/wordprocessingInk" xmlns:wne="http://schemas.microsoft.com/office/word/2006/wordml" xmlns:wps="http://schemas.microsoft.com/office/word/2010/wordprocessingShape" mc:Ignorable="w14 w15 w16se w16cid w16 w16cex w16sdtdh w16sdtfl w16du wp14">
   <w:abstractNum w:abstractNumId="0" w15:restartNumberingAfterBreak="0">
     <w:nsid w:val="0A563A9C"/>
     <w:multiLevelType w:val="hybridMultilevel"/>
@@ -18030,7 +16904,7 @@
 </file>
 
 <file path=word/styles.xml><?xml version="1.0" encoding="utf-8"?>
-<w:styles xmlns:mc="http://schemas.openxmlformats.org/markup-compatibility/2006" xmlns:r="http://schemas.openxmlformats.org/officeDocument/2006/relationships" xmlns:w="http://schemas.openxmlformats.org/wordprocessingml/2006/main" xmlns:w14="http://schemas.microsoft.com/office/word/2010/wordml" xmlns:w15="http://schemas.microsoft.com/office/word/2012/wordml" xmlns:w16cex="http://schemas.microsoft.com/office/word/2018/wordml/cex" xmlns:w16cid="http://schemas.microsoft.com/office/word/2016/wordml/cid" xmlns:w16="http://schemas.microsoft.com/office/word/2018/wordml" xmlns:w16sdtdh="http://schemas.microsoft.com/office/word/2020/wordml/sdtdatahash" xmlns:w16se="http://schemas.microsoft.com/office/word/2015/wordml/symex" mc:Ignorable="w14 w15 w16se w16cid w16 w16cex w16sdtdh">
+<w:styles xmlns:mc="http://schemas.openxmlformats.org/markup-compatibility/2006" xmlns:r="http://schemas.openxmlformats.org/officeDocument/2006/relationships" xmlns:w="http://schemas.openxmlformats.org/wordprocessingml/2006/main" xmlns:w14="http://schemas.microsoft.com/office/word/2010/wordml" xmlns:w15="http://schemas.microsoft.com/office/word/2012/wordml" xmlns:w16cex="http://schemas.microsoft.com/office/word/2018/wordml/cex" xmlns:w16cid="http://schemas.microsoft.com/office/word/2016/wordml/cid" xmlns:w16="http://schemas.microsoft.com/office/word/2018/wordml" xmlns:w16du="http://schemas.microsoft.com/office/word/2023/wordml/word16du" xmlns:w16sdtdh="http://schemas.microsoft.com/office/word/2020/wordml/sdtdatahash" xmlns:w16sdtfl="http://schemas.microsoft.com/office/word/2024/wordml/sdtformatlock" xmlns:w16se="http://schemas.microsoft.com/office/word/2015/wordml/symex" mc:Ignorable="w14 w15 w16se w16cid w16 w16cex w16sdtdh w16sdtfl w16du">
   <w:docDefaults>
     <w:rPrDefault>
       <w:rPr>
@@ -18592,7 +17466,6 @@
   <w:style w:type="character" w:default="1" w:styleId="a0">
     <w:name w:val="Default Paragraph Font"/>
     <w:uiPriority w:val="1"/>
-    <w:semiHidden/>
     <w:unhideWhenUsed/>
   </w:style>
   <w:style w:type="table" w:default="1" w:styleId="a1">
